--- a/docs/hero-block-specification.docx
+++ b/docs/hero-block-specification.docx
@@ -5,7 +5,6 @@
     <w:p>
       <w:pPr>
         <w:pStyle w:val="Title"/>
-        <w:jc w:val="left"/>
       </w:pPr>
       <w:r>
         <w:t>Hero Block</w:t>
@@ -307,6 +306,38 @@
                 <w:b/>
                 <w:sz w:val="20"/>
               </w:rPr>
+              <w:t>Authoring Method</w:t>
+            </w:r>
+          </w:p>
+        </w:tc>
+        <w:tc>
+          <w:tcPr>
+            <w:tcW w:type="dxa" w:w="6803"/>
+          </w:tcPr>
+          <w:p>
+            <w:r/>
+            <w:r>
+              <w:rPr>
+                <w:sz w:val="20"/>
+              </w:rPr>
+              <w:t>Document Authoring (DA) — Google Docs / Microsoft Word</w:t>
+            </w:r>
+          </w:p>
+        </w:tc>
+      </w:tr>
+      <w:tr>
+        <w:tc>
+          <w:tcPr>
+            <w:tcW w:type="dxa" w:w="3402"/>
+            <w:shd w:fill="F2F2F2"/>
+          </w:tcPr>
+          <w:p>
+            <w:r/>
+            <w:r>
+              <w:rPr>
+                <w:b/>
+                <w:sz w:val="20"/>
+              </w:rPr>
               <w:t>Screenshot - Desktop</w:t>
             </w:r>
           </w:p>
@@ -453,7 +484,7 @@
               <w:rPr>
                 <w:sz w:val="20"/>
               </w:rPr>
-              <w:t>A full-width banner that introduces the page with a background image, heading, and optional call-to-action. The H1 heading is pulled automatically from page metadata. Supports breadcrumb overlay, foreground images, gradient overlays, and dual CTAs.</w:t>
+              <w:t>A full-width banner that introduces the page with a background image, heading, and optional call-to-action. The H1 heading is the first heading on the page (authored as default content above the block, or as the page title in metadata). Supports foreground images, gradient overlays, and dual CTAs.</w:t>
             </w:r>
           </w:p>
         </w:tc>
@@ -485,7 +516,7 @@
               <w:rPr>
                 <w:sz w:val="20"/>
               </w:rPr>
-              <w:t>H1 is derived from page jcr:title, not authored in the block. Breadcrumb content is derived from the site navigation hierarchy.</w:t>
+              <w:t>Breadcrumb is auto-generated from the site navigation hierarchy and is not authored in the block.</w:t>
             </w:r>
           </w:p>
         </w:tc>
@@ -500,6 +531,11 @@
       </w:r>
     </w:p>
     <w:p>
+      <w:r>
+        <w:t>Authors create the Hero block in a Google Doc or Microsoft Word document using a block table. The block table header row contains the block name and variant (e.g., Hero, Hero (foreground-image)).</w:t>
+      </w:r>
+    </w:p>
+    <w:p>
       <w:pPr>
         <w:pStyle w:val="ListBullet"/>
       </w:pPr>
@@ -510,7 +546,7 @@
         <w:t>Image</w:t>
       </w:r>
       <w:r>
-        <w:t xml:space="preserve"> — required. The hero background image.</w:t>
+        <w:t xml:space="preserve"> — required. The hero background image. Author inserts an image into the appropriate table cell.</w:t>
       </w:r>
     </w:p>
     <w:p>
@@ -524,7 +560,7 @@
         <w:t>Subtitle</w:t>
       </w:r>
       <w:r>
-        <w:t xml:space="preserve"> — optional. Secondary text below the heading.</w:t>
+        <w:t xml:space="preserve"> — optional. Secondary text below the heading. Authored as plain text in its own row.</w:t>
       </w:r>
     </w:p>
     <w:p>
@@ -538,7 +574,7 @@
         <w:t>Description (rich text)</w:t>
       </w:r>
       <w:r>
-        <w:t xml:space="preserve"> — optional. Supporting body copy.</w:t>
+        <w:t xml:space="preserve"> — optional. Supporting body copy. Authored as rich text (bold, italic, links supported) in its own row.</w:t>
       </w:r>
     </w:p>
     <w:p>
@@ -552,21 +588,7 @@
         <w:t>CTA text + link</w:t>
       </w:r>
       <w:r>
-        <w:t xml:space="preserve"> — optional. A call-to-action button. Can add 0, 1, or 2.</w:t>
-      </w:r>
-    </w:p>
-    <w:p>
-      <w:pPr>
-        <w:pStyle w:val="ListBullet"/>
-      </w:pPr>
-      <w:r>
-        <w:rPr>
-          <w:b/>
-        </w:rPr>
-        <w:t>Overlay breadcrumb (yes/no)</w:t>
-      </w:r>
-      <w:r>
-        <w:t xml:space="preserve"> — optional. Toggles a breadcrumb trail overlaid on the hero.</w:t>
+        <w:t xml:space="preserve"> — optional. A call-to-action button. Author creates a hyperlink in the CTA row. Can add 0, 1, or 2 CTAs.</w:t>
       </w:r>
     </w:p>
     <w:p>
@@ -580,7 +602,7 @@
         <w:t>Foreground Image</w:t>
       </w:r>
       <w:r>
-        <w:t xml:space="preserve"> — optional. A product or decorative image overlaid on the background.</w:t>
+        <w:t xml:space="preserve"> — optional. A product or decorative image overlaid on the background. Author inserts a second image in column 2 of the image row.</w:t>
       </w:r>
     </w:p>
     <w:p>
@@ -592,7 +614,7 @@
         <w:t xml:space="preserve">Note: </w:t>
       </w:r>
       <w:r>
-        <w:t>The H1 heading is pulled automatically from page metadata — authors do not author it within the block.</w:t>
+        <w:t>The H1 heading is authored as the first heading on the page (above the block table, as default content). It is not authored inside the Hero block table. Breadcrumb is auto-generated from the site navigation structure.</w:t>
       </w:r>
     </w:p>
     <w:p>
@@ -601,6 +623,11 @@
       </w:pPr>
       <w:r>
         <w:t>Variants</w:t>
+      </w:r>
+    </w:p>
+    <w:p>
+      <w:r>
+        <w:t>Variants are specified in the block table header row in parentheses, e.g., Hero (gradient-overlay). Multiple variants can be combined, e.g., Hero (gradient-overlay, center-align).</w:t>
       </w:r>
     </w:p>
     <w:tbl>
@@ -707,7 +734,7 @@
               <w:rPr>
                 <w:sz w:val="20"/>
               </w:rPr>
-              <w:t>(Default hero with white left-aligned text over background image)</w:t>
+              <w:t>(Default hero with white left-aligned text)</w:t>
             </w:r>
           </w:p>
         </w:tc>
@@ -754,7 +781,7 @@
               <w:rPr>
                 <w:sz w:val="20"/>
               </w:rPr>
-              <w:t>(Hero with dark/black text for use on lighter background images)</w:t>
+              <w:t>(Hero with dark/black text on lighter backgrounds)</w:t>
             </w:r>
           </w:p>
         </w:tc>
@@ -845,7 +872,7 @@
               <w:rPr>
                 <w:sz w:val="20"/>
               </w:rPr>
-              <w:t>https://www.thermofisher.com/.../volumescope-sem.html</w:t>
+              <w:t>Volumescope SEM page</w:t>
             </w:r>
           </w:p>
         </w:tc>
@@ -889,7 +916,7 @@
               <w:rPr>
                 <w:sz w:val="20"/>
               </w:rPr>
-              <w:t>https://www.thermofisher.com/.../environmental.html</w:t>
+              <w:t>Environmental page</w:t>
             </w:r>
           </w:p>
         </w:tc>
@@ -921,7 +948,7 @@
               <w:rPr>
                 <w:sz w:val="20"/>
               </w:rPr>
-              <w:t>Background image focal point is centered; heading is centered</w:t>
+              <w:t>Background image focal point centered; heading centered</w:t>
             </w:r>
           </w:p>
         </w:tc>
@@ -936,7 +963,7 @@
               <w:rPr>
                 <w:sz w:val="20"/>
               </w:rPr>
-              <w:t>https://www.thermofisher.com/.../carrier-screening-information.html</w:t>
+              <w:t>Carrier Screening page</w:t>
             </w:r>
           </w:p>
         </w:tc>
@@ -971,7 +998,7 @@
     </w:p>
     <w:p>
       <w:r>
-        <w:t>Hero with light gray background, left-aligned H1 "Volumescope 2 SEM", breadcrumb trail (Electron Microscopes &gt; Scanning Electron Microscopes &gt; Volumescope 2 SEM), two CTA buttons ("Contact us" primary red, "Download datasheet" outline), and a large foreground product image (3D SEM sample block + microscope instrument) on the right side.</w:t>
+        <w:t>Hero with light gray background, left-aligned H1 "Volumescope 2 SEM", breadcrumb trail, two CTA buttons ("Contact us" primary red, "Download datasheet" outline), and a large foreground product image on the right side.</w:t>
       </w:r>
     </w:p>
     <w:p>
@@ -1034,7 +1061,7 @@
     </w:p>
     <w:p>
       <w:r>
-        <w:t>Hero with full-bleed nature/grass background image, dark gradient overlay for text legibility, breadcrumb trail (Home &gt; Industrial and Applied Sciences &gt; Environmental), white left-aligned H1 "Environmental", no CTAs, no foreground image.</w:t>
+        <w:t>Hero with full-bleed nature/grass background image, dark gradient overlay for text legibility, breadcrumb trail, white left-aligned H1 "Environmental", no CTAs, no foreground image.</w:t>
       </w:r>
     </w:p>
     <w:p>
@@ -1097,7 +1124,7 @@
     </w:p>
     <w:p>
       <w:r>
-        <w:t>Hero with full-bleed teal/blue science-themed background image (DNA helix, embryo), background image focal point centered, breadcrumb trail (Molecular Testing Solutions &gt; Reproductive Health Education), white center-aligned H1 "Carrier Screening Information", no CTAs, no foreground image.</w:t>
+        <w:t>Hero with full-bleed teal/blue science-themed background image, background image focal point centered, breadcrumb trail, white center-aligned H1 "Carrier Screening Information", no CTAs.</w:t>
       </w:r>
     </w:p>
     <w:p>
@@ -1160,7 +1187,7 @@
         <w:pStyle w:val="ListBullet"/>
       </w:pPr>
       <w:r>
-        <w:t>Author can add/replace the background image via the asset picker in Universal Editor.</w:t>
+        <w:t>Author can create a Hero block by inserting a table in Google Docs / Word with the header row "Hero" (or "Hero (variant-name)").</w:t>
       </w:r>
     </w:p>
     <w:p>
@@ -1168,7 +1195,7 @@
         <w:pStyle w:val="ListBullet"/>
       </w:pPr>
       <w:r>
-        <w:t>Author can optionally add a foreground image (used with foreground-image variant).</w:t>
+        <w:t>Author can insert a background image into the designated image row of the block table.</w:t>
       </w:r>
     </w:p>
     <w:p>
@@ -1176,7 +1203,7 @@
         <w:pStyle w:val="ListBullet"/>
       </w:pPr>
       <w:r>
-        <w:t>Author can enter a subtitle (plain text) that renders below the H1.</w:t>
+        <w:t>Author can optionally insert a foreground image in column 2 of the image row (used with foreground-image variant).</w:t>
       </w:r>
     </w:p>
     <w:p>
@@ -1184,7 +1211,7 @@
         <w:pStyle w:val="ListBullet"/>
       </w:pPr>
       <w:r>
-        <w:t>Author can enter a description (rich text) that renders below the subtitle.</w:t>
+        <w:t>Author can enter a subtitle as plain text in the subtitle row.</w:t>
       </w:r>
     </w:p>
     <w:p>
@@ -1192,7 +1219,7 @@
         <w:pStyle w:val="ListBullet"/>
       </w:pPr>
       <w:r>
-        <w:t>Author can add 0, 1, or 2 CTAs with configurable label, URL, open-in-new-tab toggle, and style (Primary/Outline).</w:t>
+        <w:t>Author can enter rich text (bold, italic, links) in the description row.</w:t>
       </w:r>
     </w:p>
     <w:p>
@@ -1200,7 +1227,7 @@
         <w:pStyle w:val="ListBullet"/>
       </w:pPr>
       <w:r>
-        <w:t>Author can toggle breadcrumb visibility on/off.</w:t>
+        <w:t>Author can add 0, 1, or 2 CTAs by creating hyperlinks in the CTA row(s).</w:t>
       </w:r>
     </w:p>
     <w:p>
@@ -1208,7 +1235,7 @@
         <w:pStyle w:val="ListBullet"/>
       </w:pPr>
       <w:r>
-        <w:t>Author can select one or more style variants (dark-text, center-align, foreground-image, gradient-overlay, image-focal-center) from the Style Options multiselect.</w:t>
+        <w:t>Author specifies variants in the block table header row in parentheses, e.g., "Hero (gradient-overlay)".</w:t>
       </w:r>
     </w:p>
     <w:p>
@@ -1216,7 +1243,15 @@
         <w:pStyle w:val="ListBullet"/>
       </w:pPr>
       <w:r>
-        <w:t>H1 heading automatically reflects the page title (jcr:title) without requiring in-block authoring.</w:t>
+        <w:t>H1 heading is authored as the first heading on the page above the block table (default content), not inside the block.</w:t>
+      </w:r>
+    </w:p>
+    <w:p>
+      <w:pPr>
+        <w:pStyle w:val="ListBullet"/>
+      </w:pPr>
+      <w:r>
+        <w:t>The block table structure is clear and intuitive — each row serves one purpose.</w:t>
       </w:r>
     </w:p>
     <w:p>
@@ -1248,7 +1283,7 @@
         <w:pStyle w:val="ListBullet"/>
       </w:pPr>
       <w:r>
-        <w:t>Breadcrumb trail (when enabled) renders above the heading with correct navigation hierarchy.</w:t>
+        <w:t>Breadcrumb trail renders above the heading with correct navigation hierarchy (auto-generated).</w:t>
       </w:r>
     </w:p>
     <w:p>
@@ -1256,7 +1291,7 @@
         <w:pStyle w:val="ListBullet"/>
       </w:pPr>
       <w:r>
-        <w:t>CTAs are clickable and navigate to the correct URLs; "open in new tab" works when configured.</w:t>
+        <w:t>CTAs are clickable and navigate to the correct URLs.</w:t>
       </w:r>
     </w:p>
     <w:p>
@@ -1312,7 +1347,7 @@
         <w:pStyle w:val="ListBullet"/>
       </w:pPr>
       <w:r>
-        <w:t>The Hero block is a leaf block (flattened). All fields are on the block itself — no child items, no container behavior, no repeatable groups.</w:t>
+        <w:t>Block decoration code (blocks/hero/hero.js) receives the block table DOM and transforms it into the rendered hero structure.</w:t>
       </w:r>
     </w:p>
     <w:p>
@@ -1320,7 +1355,7 @@
         <w:pStyle w:val="ListBullet"/>
       </w:pPr>
       <w:r>
-        <w:t>Dual CTA (0, 1, or 2 buttons) is handled by two fixed CTA field groups (primary + secondary), not by repeatable child items.</w:t>
+        <w:t>Variants are applied as CSS classes on the block wrapper element, derived from the block table header row.</w:t>
       </w:r>
     </w:p>
     <w:p>
@@ -1328,7 +1363,7 @@
         <w:pStyle w:val="ListBullet"/>
       </w:pPr>
       <w:r>
-        <w:t>H1 is derived from jcr:title on the page node — it is NOT a field in the block model.</w:t>
+        <w:t>H1 is default content authored above the block — the decorate function should not create or duplicate the H1.</w:t>
       </w:r>
     </w:p>
     <w:p>
@@ -1336,15 +1371,7 @@
         <w:pStyle w:val="ListBullet"/>
       </w:pPr>
       <w:r>
-        <w:t>Breadcrumb content is derived from the content hierarchy / site navigation structure. The block only toggles visibility via overlayBreadcrumb.</w:t>
-      </w:r>
-    </w:p>
-    <w:p>
-      <w:pPr>
-        <w:pStyle w:val="ListBullet"/>
-      </w:pPr>
-      <w:r>
-        <w:t>Variants are applied as CSS classes on the block wrapper element via the classes multiselect field.</w:t>
+        <w:t>Breadcrumb is handled globally (auto-blocking or header/navigation logic), not by the Hero block itself.</w:t>
       </w:r>
     </w:p>
     <w:p>
@@ -1353,6 +1380,14 @@
       </w:pPr>
       <w:r>
         <w:t>Background image uses object-fit: cover with focal point alignment controlled by variant class.</w:t>
+      </w:r>
+    </w:p>
+    <w:p>
+      <w:pPr>
+        <w:pStyle w:val="ListBullet"/>
+      </w:pPr>
+      <w:r>
+        <w:t>The block must handle optional rows gracefully — if subtitle, description, CTA, or foreground image rows are omitted, the block still renders correctly.</w:t>
       </w:r>
     </w:p>
     <w:p>
@@ -1368,7 +1403,7 @@
         <w:pStyle w:val="Heading2"/>
       </w:pPr>
       <w:r>
-        <w:t>1. UE Authoring Contract</w:t>
+        <w:t>1. Document Authoring Contract</w:t>
       </w:r>
     </w:p>
     <w:p>
@@ -1376,7 +1411,1267 @@
         <w:pStyle w:val="Heading3"/>
       </w:pPr>
       <w:r>
-        <w:t>1.1 AEM Resource</w:t>
+        <w:t>1.1 Block Table Structure</w:t>
+      </w:r>
+    </w:p>
+    <w:p>
+      <w:r>
+        <w:t>Authors create the Hero block as a table in Google Docs or Microsoft Word. The first row contains the block name and optional variant(s). Subsequent rows contain the block content.</w:t>
+      </w:r>
+    </w:p>
+    <w:p>
+      <w:r>
+        <w:rPr>
+          <w:b/>
+        </w:rPr>
+        <w:t>Default variant:</w:t>
+      </w:r>
+    </w:p>
+    <w:tbl>
+      <w:tblPr>
+        <w:tblStyle w:val="TableGrid"/>
+        <w:tblW w:type="auto" w:w="0"/>
+        <w:jc w:val="left"/>
+        <w:tblLook w:firstColumn="1" w:firstRow="1" w:lastColumn="0" w:lastRow="0" w:noHBand="0" w:noVBand="1" w:val="04A0"/>
+      </w:tblPr>
+      <w:tblGrid>
+        <w:gridCol w:w="4320"/>
+        <w:gridCol w:w="4320"/>
+      </w:tblGrid>
+      <w:tr>
+        <w:tc>
+          <w:tcPr>
+            <w:tcW w:type="dxa" w:w="5102"/>
+            <w:shd w:fill="4472C4"/>
+          </w:tcPr>
+          <w:p>
+            <w:r/>
+            <w:r>
+              <w:rPr>
+                <w:b/>
+                <w:color w:val="FFFFFF"/>
+                <w:sz w:val="20"/>
+              </w:rPr>
+              <w:t>Hero</w:t>
+            </w:r>
+          </w:p>
+        </w:tc>
+        <w:tc>
+          <w:tcPr>
+            <w:tcW w:type="dxa" w:w="5102"/>
+            <w:shd w:fill="4472C4"/>
+          </w:tcPr>
+          <w:p>
+            <w:r/>
+            <w:r>
+              <w:rPr>
+                <w:b/>
+                <w:color w:val="FFFFFF"/>
+                <w:sz w:val="20"/>
+              </w:rPr>
+            </w:r>
+          </w:p>
+        </w:tc>
+      </w:tr>
+      <w:tr>
+        <w:tc>
+          <w:tcPr>
+            <w:tcW w:type="dxa" w:w="5102"/>
+          </w:tcPr>
+          <w:p>
+            <w:r/>
+            <w:r>
+              <w:rPr>
+                <w:sz w:val="20"/>
+              </w:rPr>
+              <w:t>(background image)</w:t>
+            </w:r>
+          </w:p>
+        </w:tc>
+        <w:tc>
+          <w:tcPr>
+            <w:tcW w:type="dxa" w:w="5102"/>
+          </w:tcPr>
+          <w:p>
+            <w:r/>
+            <w:r>
+              <w:rPr>
+                <w:sz w:val="20"/>
+              </w:rPr>
+            </w:r>
+          </w:p>
+        </w:tc>
+      </w:tr>
+      <w:tr>
+        <w:tc>
+          <w:tcPr>
+            <w:tcW w:type="dxa" w:w="5102"/>
+            <w:shd w:fill="D9E2F3"/>
+          </w:tcPr>
+          <w:p>
+            <w:r/>
+            <w:r>
+              <w:rPr>
+                <w:sz w:val="20"/>
+              </w:rPr>
+              <w:t>Subtitle text</w:t>
+            </w:r>
+          </w:p>
+        </w:tc>
+        <w:tc>
+          <w:tcPr>
+            <w:tcW w:type="dxa" w:w="5102"/>
+            <w:shd w:fill="D9E2F3"/>
+          </w:tcPr>
+          <w:p>
+            <w:r/>
+            <w:r>
+              <w:rPr>
+                <w:sz w:val="20"/>
+              </w:rPr>
+            </w:r>
+          </w:p>
+        </w:tc>
+      </w:tr>
+      <w:tr>
+        <w:tc>
+          <w:tcPr>
+            <w:tcW w:type="dxa" w:w="5102"/>
+          </w:tcPr>
+          <w:p>
+            <w:r/>
+            <w:r>
+              <w:rPr>
+                <w:sz w:val="20"/>
+              </w:rPr>
+              <w:t>Description rich text</w:t>
+            </w:r>
+          </w:p>
+        </w:tc>
+        <w:tc>
+          <w:tcPr>
+            <w:tcW w:type="dxa" w:w="5102"/>
+          </w:tcPr>
+          <w:p>
+            <w:r/>
+            <w:r>
+              <w:rPr>
+                <w:sz w:val="20"/>
+              </w:rPr>
+            </w:r>
+          </w:p>
+        </w:tc>
+      </w:tr>
+      <w:tr>
+        <w:tc>
+          <w:tcPr>
+            <w:tcW w:type="dxa" w:w="5102"/>
+            <w:shd w:fill="D9E2F3"/>
+          </w:tcPr>
+          <w:p>
+            <w:r/>
+            <w:r>
+              <w:rPr>
+                <w:sz w:val="20"/>
+              </w:rPr>
+              <w:t>[CTA Label](url)</w:t>
+            </w:r>
+          </w:p>
+        </w:tc>
+        <w:tc>
+          <w:tcPr>
+            <w:tcW w:type="dxa" w:w="5102"/>
+            <w:shd w:fill="D9E2F3"/>
+          </w:tcPr>
+          <w:p>
+            <w:r/>
+            <w:r>
+              <w:rPr>
+                <w:sz w:val="20"/>
+              </w:rPr>
+            </w:r>
+          </w:p>
+        </w:tc>
+      </w:tr>
+    </w:tbl>
+    <w:p/>
+    <w:p>
+      <w:r>
+        <w:rPr>
+          <w:b/>
+        </w:rPr>
+        <w:t>foreground-image variant:</w:t>
+      </w:r>
+    </w:p>
+    <w:tbl>
+      <w:tblPr>
+        <w:tblStyle w:val="TableGrid"/>
+        <w:tblW w:type="auto" w:w="0"/>
+        <w:jc w:val="left"/>
+        <w:tblLook w:firstColumn="1" w:firstRow="1" w:lastColumn="0" w:lastRow="0" w:noHBand="0" w:noVBand="1" w:val="04A0"/>
+      </w:tblPr>
+      <w:tblGrid>
+        <w:gridCol w:w="4320"/>
+        <w:gridCol w:w="4320"/>
+      </w:tblGrid>
+      <w:tr>
+        <w:tc>
+          <w:tcPr>
+            <w:tcW w:type="dxa" w:w="5102"/>
+            <w:shd w:fill="4472C4"/>
+          </w:tcPr>
+          <w:p>
+            <w:r/>
+            <w:r>
+              <w:rPr>
+                <w:b/>
+                <w:color w:val="FFFFFF"/>
+                <w:sz w:val="20"/>
+              </w:rPr>
+              <w:t>Hero (foreground-image)</w:t>
+            </w:r>
+          </w:p>
+        </w:tc>
+        <w:tc>
+          <w:tcPr>
+            <w:tcW w:type="dxa" w:w="5102"/>
+            <w:shd w:fill="4472C4"/>
+          </w:tcPr>
+          <w:p>
+            <w:r/>
+            <w:r>
+              <w:rPr>
+                <w:b/>
+                <w:color w:val="FFFFFF"/>
+                <w:sz w:val="20"/>
+              </w:rPr>
+            </w:r>
+          </w:p>
+        </w:tc>
+      </w:tr>
+      <w:tr>
+        <w:tc>
+          <w:tcPr>
+            <w:tcW w:type="dxa" w:w="5102"/>
+          </w:tcPr>
+          <w:p>
+            <w:r/>
+            <w:r>
+              <w:rPr>
+                <w:sz w:val="20"/>
+              </w:rPr>
+              <w:t>(background image)</w:t>
+            </w:r>
+          </w:p>
+        </w:tc>
+        <w:tc>
+          <w:tcPr>
+            <w:tcW w:type="dxa" w:w="5102"/>
+          </w:tcPr>
+          <w:p>
+            <w:r/>
+            <w:r>
+              <w:rPr>
+                <w:sz w:val="20"/>
+              </w:rPr>
+              <w:t>(foreground image)</w:t>
+            </w:r>
+          </w:p>
+        </w:tc>
+      </w:tr>
+      <w:tr>
+        <w:tc>
+          <w:tcPr>
+            <w:tcW w:type="dxa" w:w="5102"/>
+            <w:shd w:fill="D9E2F3"/>
+          </w:tcPr>
+          <w:p>
+            <w:r/>
+            <w:r>
+              <w:rPr>
+                <w:sz w:val="20"/>
+              </w:rPr>
+              <w:t>Subtitle text</w:t>
+            </w:r>
+          </w:p>
+        </w:tc>
+        <w:tc>
+          <w:tcPr>
+            <w:tcW w:type="dxa" w:w="5102"/>
+            <w:shd w:fill="D9E2F3"/>
+          </w:tcPr>
+          <w:p>
+            <w:r/>
+            <w:r>
+              <w:rPr>
+                <w:sz w:val="20"/>
+              </w:rPr>
+            </w:r>
+          </w:p>
+        </w:tc>
+      </w:tr>
+      <w:tr>
+        <w:tc>
+          <w:tcPr>
+            <w:tcW w:type="dxa" w:w="5102"/>
+          </w:tcPr>
+          <w:p>
+            <w:r/>
+            <w:r>
+              <w:rPr>
+                <w:sz w:val="20"/>
+              </w:rPr>
+              <w:t>Description rich text</w:t>
+            </w:r>
+          </w:p>
+        </w:tc>
+        <w:tc>
+          <w:tcPr>
+            <w:tcW w:type="dxa" w:w="5102"/>
+          </w:tcPr>
+          <w:p>
+            <w:r/>
+            <w:r>
+              <w:rPr>
+                <w:sz w:val="20"/>
+              </w:rPr>
+            </w:r>
+          </w:p>
+        </w:tc>
+      </w:tr>
+      <w:tr>
+        <w:tc>
+          <w:tcPr>
+            <w:tcW w:type="dxa" w:w="5102"/>
+            <w:shd w:fill="D9E2F3"/>
+          </w:tcPr>
+          <w:p>
+            <w:r/>
+            <w:r>
+              <w:rPr>
+                <w:sz w:val="20"/>
+              </w:rPr>
+              <w:t>[Primary CTA Label](url)</w:t>
+            </w:r>
+          </w:p>
+        </w:tc>
+        <w:tc>
+          <w:tcPr>
+            <w:tcW w:type="dxa" w:w="5102"/>
+            <w:shd w:fill="D9E2F3"/>
+          </w:tcPr>
+          <w:p>
+            <w:r/>
+            <w:r>
+              <w:rPr>
+                <w:sz w:val="20"/>
+              </w:rPr>
+            </w:r>
+          </w:p>
+        </w:tc>
+      </w:tr>
+      <w:tr>
+        <w:tc>
+          <w:tcPr>
+            <w:tcW w:type="dxa" w:w="5102"/>
+          </w:tcPr>
+          <w:p>
+            <w:r/>
+            <w:r>
+              <w:rPr>
+                <w:sz w:val="20"/>
+              </w:rPr>
+              <w:t>[Secondary CTA Label](url)</w:t>
+            </w:r>
+          </w:p>
+        </w:tc>
+        <w:tc>
+          <w:tcPr>
+            <w:tcW w:type="dxa" w:w="5102"/>
+          </w:tcPr>
+          <w:p>
+            <w:r/>
+            <w:r>
+              <w:rPr>
+                <w:sz w:val="20"/>
+              </w:rPr>
+            </w:r>
+          </w:p>
+        </w:tc>
+      </w:tr>
+    </w:tbl>
+    <w:p/>
+    <w:p>
+      <w:r>
+        <w:rPr>
+          <w:b/>
+        </w:rPr>
+        <w:t>gradient-overlay variant (minimal):</w:t>
+      </w:r>
+    </w:p>
+    <w:tbl>
+      <w:tblPr>
+        <w:tblStyle w:val="TableGrid"/>
+        <w:tblW w:type="auto" w:w="0"/>
+        <w:jc w:val="left"/>
+        <w:tblLook w:firstColumn="1" w:firstRow="1" w:lastColumn="0" w:lastRow="0" w:noHBand="0" w:noVBand="1" w:val="04A0"/>
+      </w:tblPr>
+      <w:tblGrid>
+        <w:gridCol w:w="4320"/>
+        <w:gridCol w:w="4320"/>
+      </w:tblGrid>
+      <w:tr>
+        <w:tc>
+          <w:tcPr>
+            <w:tcW w:type="dxa" w:w="5102"/>
+            <w:shd w:fill="4472C4"/>
+          </w:tcPr>
+          <w:p>
+            <w:r/>
+            <w:r>
+              <w:rPr>
+                <w:b/>
+                <w:color w:val="FFFFFF"/>
+                <w:sz w:val="20"/>
+              </w:rPr>
+              <w:t>Hero (gradient-overlay)</w:t>
+            </w:r>
+          </w:p>
+        </w:tc>
+        <w:tc>
+          <w:tcPr>
+            <w:tcW w:type="dxa" w:w="5102"/>
+            <w:shd w:fill="4472C4"/>
+          </w:tcPr>
+          <w:p>
+            <w:r/>
+            <w:r>
+              <w:rPr>
+                <w:b/>
+                <w:color w:val="FFFFFF"/>
+                <w:sz w:val="20"/>
+              </w:rPr>
+            </w:r>
+          </w:p>
+        </w:tc>
+      </w:tr>
+      <w:tr>
+        <w:tc>
+          <w:tcPr>
+            <w:tcW w:type="dxa" w:w="5102"/>
+          </w:tcPr>
+          <w:p>
+            <w:r/>
+            <w:r>
+              <w:rPr>
+                <w:sz w:val="20"/>
+              </w:rPr>
+              <w:t>(background image)</w:t>
+            </w:r>
+          </w:p>
+        </w:tc>
+        <w:tc>
+          <w:tcPr>
+            <w:tcW w:type="dxa" w:w="5102"/>
+          </w:tcPr>
+          <w:p>
+            <w:r/>
+            <w:r>
+              <w:rPr>
+                <w:sz w:val="20"/>
+              </w:rPr>
+            </w:r>
+          </w:p>
+        </w:tc>
+      </w:tr>
+    </w:tbl>
+    <w:p>
+      <w:pPr>
+        <w:pStyle w:val="Heading3"/>
+      </w:pPr>
+      <w:r>
+        <w:t>1.2 Block Table Rows</w:t>
+      </w:r>
+    </w:p>
+    <w:tbl>
+      <w:tblPr>
+        <w:tblStyle w:val="TableGrid"/>
+        <w:tblW w:type="auto" w:w="0"/>
+        <w:jc w:val="left"/>
+        <w:tblLook w:firstColumn="1" w:firstRow="1" w:lastColumn="0" w:lastRow="0" w:noHBand="0" w:noVBand="1" w:val="04A0"/>
+      </w:tblPr>
+      <w:tblGrid>
+        <w:gridCol w:w="2160"/>
+        <w:gridCol w:w="2160"/>
+        <w:gridCol w:w="2160"/>
+        <w:gridCol w:w="2160"/>
+      </w:tblGrid>
+      <w:tr>
+        <w:tc>
+          <w:tcPr>
+            <w:tcW w:type="dxa" w:w="1134"/>
+            <w:shd w:fill="4472C4"/>
+          </w:tcPr>
+          <w:p>
+            <w:r/>
+            <w:r>
+              <w:rPr>
+                <w:b/>
+                <w:color w:val="FFFFFF"/>
+                <w:sz w:val="20"/>
+              </w:rPr>
+              <w:t>Row #</w:t>
+            </w:r>
+          </w:p>
+        </w:tc>
+        <w:tc>
+          <w:tcPr>
+            <w:tcW w:type="dxa" w:w="3402"/>
+            <w:shd w:fill="4472C4"/>
+          </w:tcPr>
+          <w:p>
+            <w:r/>
+            <w:r>
+              <w:rPr>
+                <w:b/>
+                <w:color w:val="FFFFFF"/>
+                <w:sz w:val="20"/>
+              </w:rPr>
+              <w:t>Content</w:t>
+            </w:r>
+          </w:p>
+        </w:tc>
+        <w:tc>
+          <w:tcPr>
+            <w:tcW w:type="dxa" w:w="1701"/>
+            <w:shd w:fill="4472C4"/>
+          </w:tcPr>
+          <w:p>
+            <w:r/>
+            <w:r>
+              <w:rPr>
+                <w:b/>
+                <w:color w:val="FFFFFF"/>
+                <w:sz w:val="20"/>
+              </w:rPr>
+              <w:t>Required?</w:t>
+            </w:r>
+          </w:p>
+        </w:tc>
+        <w:tc>
+          <w:tcPr>
+            <w:tcW w:type="dxa" w:w="3969"/>
+            <w:shd w:fill="4472C4"/>
+          </w:tcPr>
+          <w:p>
+            <w:r/>
+            <w:r>
+              <w:rPr>
+                <w:b/>
+                <w:color w:val="FFFFFF"/>
+                <w:sz w:val="20"/>
+              </w:rPr>
+              <w:t>Notes</w:t>
+            </w:r>
+          </w:p>
+        </w:tc>
+      </w:tr>
+      <w:tr>
+        <w:tc>
+          <w:tcPr>
+            <w:tcW w:type="dxa" w:w="1134"/>
+          </w:tcPr>
+          <w:p>
+            <w:r/>
+            <w:r>
+              <w:rPr>
+                <w:sz w:val="20"/>
+              </w:rPr>
+              <w:t>Header</w:t>
+            </w:r>
+          </w:p>
+        </w:tc>
+        <w:tc>
+          <w:tcPr>
+            <w:tcW w:type="dxa" w:w="3402"/>
+          </w:tcPr>
+          <w:p>
+            <w:r/>
+            <w:r>
+              <w:rPr>
+                <w:sz w:val="20"/>
+              </w:rPr>
+              <w:t>Block name + variant, e.g., Hero or Hero (foreground-image)</w:t>
+            </w:r>
+          </w:p>
+        </w:tc>
+        <w:tc>
+          <w:tcPr>
+            <w:tcW w:type="dxa" w:w="1701"/>
+          </w:tcPr>
+          <w:p>
+            <w:r/>
+            <w:r>
+              <w:rPr>
+                <w:sz w:val="20"/>
+              </w:rPr>
+              <w:t>Yes</w:t>
+            </w:r>
+          </w:p>
+        </w:tc>
+        <w:tc>
+          <w:tcPr>
+            <w:tcW w:type="dxa" w:w="3969"/>
+          </w:tcPr>
+          <w:p>
+            <w:r/>
+            <w:r>
+              <w:rPr>
+                <w:sz w:val="20"/>
+              </w:rPr>
+              <w:t>Variant in parentheses; multiple variants comma-separated</w:t>
+            </w:r>
+          </w:p>
+        </w:tc>
+      </w:tr>
+      <w:tr>
+        <w:tc>
+          <w:tcPr>
+            <w:tcW w:type="dxa" w:w="1134"/>
+            <w:shd w:fill="D9E2F3"/>
+          </w:tcPr>
+          <w:p>
+            <w:r/>
+            <w:r>
+              <w:rPr>
+                <w:sz w:val="20"/>
+              </w:rPr>
+              <w:t>1</w:t>
+            </w:r>
+          </w:p>
+        </w:tc>
+        <w:tc>
+          <w:tcPr>
+            <w:tcW w:type="dxa" w:w="3402"/>
+            <w:shd w:fill="D9E2F3"/>
+          </w:tcPr>
+          <w:p>
+            <w:r/>
+            <w:r>
+              <w:rPr>
+                <w:sz w:val="20"/>
+              </w:rPr>
+              <w:t>Background image (col 1), Foreground image (col 2, optional)</w:t>
+            </w:r>
+          </w:p>
+        </w:tc>
+        <w:tc>
+          <w:tcPr>
+            <w:tcW w:type="dxa" w:w="1701"/>
+            <w:shd w:fill="D9E2F3"/>
+          </w:tcPr>
+          <w:p>
+            <w:r/>
+            <w:r>
+              <w:rPr>
+                <w:sz w:val="20"/>
+              </w:rPr>
+              <w:t>Yes (col 1)</w:t>
+            </w:r>
+          </w:p>
+        </w:tc>
+        <w:tc>
+          <w:tcPr>
+            <w:tcW w:type="dxa" w:w="3969"/>
+            <w:shd w:fill="D9E2F3"/>
+          </w:tcPr>
+          <w:p>
+            <w:r/>
+            <w:r>
+              <w:rPr>
+                <w:sz w:val="20"/>
+              </w:rPr>
+              <w:t>Author inserts image(s) directly into the cell. Col 2 only for foreground-image variant</w:t>
+            </w:r>
+          </w:p>
+        </w:tc>
+      </w:tr>
+      <w:tr>
+        <w:tc>
+          <w:tcPr>
+            <w:tcW w:type="dxa" w:w="1134"/>
+          </w:tcPr>
+          <w:p>
+            <w:r/>
+            <w:r>
+              <w:rPr>
+                <w:sz w:val="20"/>
+              </w:rPr>
+              <w:t>2</w:t>
+            </w:r>
+          </w:p>
+        </w:tc>
+        <w:tc>
+          <w:tcPr>
+            <w:tcW w:type="dxa" w:w="3402"/>
+          </w:tcPr>
+          <w:p>
+            <w:r/>
+            <w:r>
+              <w:rPr>
+                <w:sz w:val="20"/>
+              </w:rPr>
+              <w:t>Subtitle</w:t>
+            </w:r>
+          </w:p>
+        </w:tc>
+        <w:tc>
+          <w:tcPr>
+            <w:tcW w:type="dxa" w:w="1701"/>
+          </w:tcPr>
+          <w:p>
+            <w:r/>
+            <w:r>
+              <w:rPr>
+                <w:sz w:val="20"/>
+              </w:rPr>
+              <w:t>No</w:t>
+            </w:r>
+          </w:p>
+        </w:tc>
+        <w:tc>
+          <w:tcPr>
+            <w:tcW w:type="dxa" w:w="3969"/>
+          </w:tcPr>
+          <w:p>
+            <w:r/>
+            <w:r>
+              <w:rPr>
+                <w:sz w:val="20"/>
+              </w:rPr>
+              <w:t>Plain text. If omitted, row is skipped</w:t>
+            </w:r>
+          </w:p>
+        </w:tc>
+      </w:tr>
+      <w:tr>
+        <w:tc>
+          <w:tcPr>
+            <w:tcW w:type="dxa" w:w="1134"/>
+            <w:shd w:fill="D9E2F3"/>
+          </w:tcPr>
+          <w:p>
+            <w:r/>
+            <w:r>
+              <w:rPr>
+                <w:sz w:val="20"/>
+              </w:rPr>
+              <w:t>3</w:t>
+            </w:r>
+          </w:p>
+        </w:tc>
+        <w:tc>
+          <w:tcPr>
+            <w:tcW w:type="dxa" w:w="3402"/>
+            <w:shd w:fill="D9E2F3"/>
+          </w:tcPr>
+          <w:p>
+            <w:r/>
+            <w:r>
+              <w:rPr>
+                <w:sz w:val="20"/>
+              </w:rPr>
+              <w:t>Description</w:t>
+            </w:r>
+          </w:p>
+        </w:tc>
+        <w:tc>
+          <w:tcPr>
+            <w:tcW w:type="dxa" w:w="1701"/>
+            <w:shd w:fill="D9E2F3"/>
+          </w:tcPr>
+          <w:p>
+            <w:r/>
+            <w:r>
+              <w:rPr>
+                <w:sz w:val="20"/>
+              </w:rPr>
+              <w:t>No</w:t>
+            </w:r>
+          </w:p>
+        </w:tc>
+        <w:tc>
+          <w:tcPr>
+            <w:tcW w:type="dxa" w:w="3969"/>
+            <w:shd w:fill="D9E2F3"/>
+          </w:tcPr>
+          <w:p>
+            <w:r/>
+            <w:r>
+              <w:rPr>
+                <w:sz w:val="20"/>
+              </w:rPr>
+              <w:t>Rich text — supports bold, italic, links, lists</w:t>
+            </w:r>
+          </w:p>
+        </w:tc>
+      </w:tr>
+      <w:tr>
+        <w:tc>
+          <w:tcPr>
+            <w:tcW w:type="dxa" w:w="1134"/>
+          </w:tcPr>
+          <w:p>
+            <w:r/>
+            <w:r>
+              <w:rPr>
+                <w:sz w:val="20"/>
+              </w:rPr>
+              <w:t>4</w:t>
+            </w:r>
+          </w:p>
+        </w:tc>
+        <w:tc>
+          <w:tcPr>
+            <w:tcW w:type="dxa" w:w="3402"/>
+          </w:tcPr>
+          <w:p>
+            <w:r/>
+            <w:r>
+              <w:rPr>
+                <w:sz w:val="20"/>
+              </w:rPr>
+              <w:t>Primary CTA</w:t>
+            </w:r>
+          </w:p>
+        </w:tc>
+        <w:tc>
+          <w:tcPr>
+            <w:tcW w:type="dxa" w:w="1701"/>
+          </w:tcPr>
+          <w:p>
+            <w:r/>
+            <w:r>
+              <w:rPr>
+                <w:sz w:val="20"/>
+              </w:rPr>
+              <w:t>No</w:t>
+            </w:r>
+          </w:p>
+        </w:tc>
+        <w:tc>
+          <w:tcPr>
+            <w:tcW w:type="dxa" w:w="3969"/>
+          </w:tcPr>
+          <w:p>
+            <w:r/>
+            <w:r>
+              <w:rPr>
+                <w:sz w:val="20"/>
+              </w:rPr>
+              <w:t>Hyperlink — link text becomes button label, URL becomes button target</w:t>
+            </w:r>
+          </w:p>
+        </w:tc>
+      </w:tr>
+      <w:tr>
+        <w:tc>
+          <w:tcPr>
+            <w:tcW w:type="dxa" w:w="1134"/>
+            <w:shd w:fill="D9E2F3"/>
+          </w:tcPr>
+          <w:p>
+            <w:r/>
+            <w:r>
+              <w:rPr>
+                <w:sz w:val="20"/>
+              </w:rPr>
+              <w:t>5</w:t>
+            </w:r>
+          </w:p>
+        </w:tc>
+        <w:tc>
+          <w:tcPr>
+            <w:tcW w:type="dxa" w:w="3402"/>
+            <w:shd w:fill="D9E2F3"/>
+          </w:tcPr>
+          <w:p>
+            <w:r/>
+            <w:r>
+              <w:rPr>
+                <w:sz w:val="20"/>
+              </w:rPr>
+              <w:t>Secondary CTA</w:t>
+            </w:r>
+          </w:p>
+        </w:tc>
+        <w:tc>
+          <w:tcPr>
+            <w:tcW w:type="dxa" w:w="1701"/>
+            <w:shd w:fill="D9E2F3"/>
+          </w:tcPr>
+          <w:p>
+            <w:r/>
+            <w:r>
+              <w:rPr>
+                <w:sz w:val="20"/>
+              </w:rPr>
+              <w:t>No</w:t>
+            </w:r>
+          </w:p>
+        </w:tc>
+        <w:tc>
+          <w:tcPr>
+            <w:tcW w:type="dxa" w:w="3969"/>
+            <w:shd w:fill="D9E2F3"/>
+          </w:tcPr>
+          <w:p>
+            <w:r/>
+            <w:r>
+              <w:rPr>
+                <w:sz w:val="20"/>
+              </w:rPr>
+              <w:t>Hyperlink — same format as primary CTA</w:t>
+            </w:r>
+          </w:p>
+        </w:tc>
+      </w:tr>
+    </w:tbl>
+    <w:p>
+      <w:pPr>
+        <w:pStyle w:val="Heading3"/>
+      </w:pPr>
+      <w:r>
+        <w:t>1.3 Variant Specification</w:t>
+      </w:r>
+    </w:p>
+    <w:p>
+      <w:r>
+        <w:t>Variants are declared in the header row of the block table:</w:t>
+      </w:r>
+    </w:p>
+    <w:tbl>
+      <w:tblPr>
+        <w:tblStyle w:val="TableGrid"/>
+        <w:tblW w:type="auto" w:w="0"/>
+        <w:jc w:val="left"/>
+        <w:tblLook w:firstColumn="1" w:firstRow="1" w:lastColumn="0" w:lastRow="0" w:noHBand="0" w:noVBand="1" w:val="04A0"/>
+      </w:tblPr>
+      <w:tblGrid>
+        <w:gridCol w:w="4320"/>
+        <w:gridCol w:w="4320"/>
+      </w:tblGrid>
+      <w:tr>
+        <w:tc>
+          <w:tcPr>
+            <w:tcW w:type="dxa" w:w="5102"/>
+            <w:shd w:fill="4472C4"/>
+          </w:tcPr>
+          <w:p>
+            <w:r/>
+            <w:r>
+              <w:rPr>
+                <w:b/>
+                <w:color w:val="FFFFFF"/>
+                <w:sz w:val="20"/>
+              </w:rPr>
+              <w:t>Syntax in Header Row</w:t>
+            </w:r>
+          </w:p>
+        </w:tc>
+        <w:tc>
+          <w:tcPr>
+            <w:tcW w:type="dxa" w:w="5102"/>
+            <w:shd w:fill="4472C4"/>
+          </w:tcPr>
+          <w:p>
+            <w:r/>
+            <w:r>
+              <w:rPr>
+                <w:b/>
+                <w:color w:val="FFFFFF"/>
+                <w:sz w:val="20"/>
+              </w:rPr>
+              <w:t>Resulting CSS Classes</w:t>
+            </w:r>
+          </w:p>
+        </w:tc>
+      </w:tr>
+      <w:tr>
+        <w:tc>
+          <w:tcPr>
+            <w:tcW w:type="dxa" w:w="5102"/>
+          </w:tcPr>
+          <w:p>
+            <w:r/>
+            <w:r>
+              <w:rPr>
+                <w:sz w:val="20"/>
+              </w:rPr>
+              <w:t>Hero</w:t>
+            </w:r>
+          </w:p>
+        </w:tc>
+        <w:tc>
+          <w:tcPr>
+            <w:tcW w:type="dxa" w:w="5102"/>
+          </w:tcPr>
+          <w:p>
+            <w:r/>
+            <w:r>
+              <w:rPr>
+                <w:sz w:val="20"/>
+              </w:rPr>
+              <w:t>.hero (default)</w:t>
+            </w:r>
+          </w:p>
+        </w:tc>
+      </w:tr>
+      <w:tr>
+        <w:tc>
+          <w:tcPr>
+            <w:tcW w:type="dxa" w:w="5102"/>
+            <w:shd w:fill="D9E2F3"/>
+          </w:tcPr>
+          <w:p>
+            <w:r/>
+            <w:r>
+              <w:rPr>
+                <w:sz w:val="20"/>
+              </w:rPr>
+              <w:t>Hero (dark-text)</w:t>
+            </w:r>
+          </w:p>
+        </w:tc>
+        <w:tc>
+          <w:tcPr>
+            <w:tcW w:type="dxa" w:w="5102"/>
+            <w:shd w:fill="D9E2F3"/>
+          </w:tcPr>
+          <w:p>
+            <w:r/>
+            <w:r>
+              <w:rPr>
+                <w:sz w:val="20"/>
+              </w:rPr>
+              <w:t>.hero.dark-text</w:t>
+            </w:r>
+          </w:p>
+        </w:tc>
+      </w:tr>
+      <w:tr>
+        <w:tc>
+          <w:tcPr>
+            <w:tcW w:type="dxa" w:w="5102"/>
+          </w:tcPr>
+          <w:p>
+            <w:r/>
+            <w:r>
+              <w:rPr>
+                <w:sz w:val="20"/>
+              </w:rPr>
+              <w:t>Hero (center-align)</w:t>
+            </w:r>
+          </w:p>
+        </w:tc>
+        <w:tc>
+          <w:tcPr>
+            <w:tcW w:type="dxa" w:w="5102"/>
+          </w:tcPr>
+          <w:p>
+            <w:r/>
+            <w:r>
+              <w:rPr>
+                <w:sz w:val="20"/>
+              </w:rPr>
+              <w:t>.hero.center-align</w:t>
+            </w:r>
+          </w:p>
+        </w:tc>
+      </w:tr>
+      <w:tr>
+        <w:tc>
+          <w:tcPr>
+            <w:tcW w:type="dxa" w:w="5102"/>
+            <w:shd w:fill="D9E2F3"/>
+          </w:tcPr>
+          <w:p>
+            <w:r/>
+            <w:r>
+              <w:rPr>
+                <w:sz w:val="20"/>
+              </w:rPr>
+              <w:t>Hero (foreground-image)</w:t>
+            </w:r>
+          </w:p>
+        </w:tc>
+        <w:tc>
+          <w:tcPr>
+            <w:tcW w:type="dxa" w:w="5102"/>
+            <w:shd w:fill="D9E2F3"/>
+          </w:tcPr>
+          <w:p>
+            <w:r/>
+            <w:r>
+              <w:rPr>
+                <w:sz w:val="20"/>
+              </w:rPr>
+              <w:t>.hero.foreground-image</w:t>
+            </w:r>
+          </w:p>
+        </w:tc>
+      </w:tr>
+      <w:tr>
+        <w:tc>
+          <w:tcPr>
+            <w:tcW w:type="dxa" w:w="5102"/>
+          </w:tcPr>
+          <w:p>
+            <w:r/>
+            <w:r>
+              <w:rPr>
+                <w:sz w:val="20"/>
+              </w:rPr>
+              <w:t>Hero (gradient-overlay)</w:t>
+            </w:r>
+          </w:p>
+        </w:tc>
+        <w:tc>
+          <w:tcPr>
+            <w:tcW w:type="dxa" w:w="5102"/>
+          </w:tcPr>
+          <w:p>
+            <w:r/>
+            <w:r>
+              <w:rPr>
+                <w:sz w:val="20"/>
+              </w:rPr>
+              <w:t>.hero.gradient-overlay</w:t>
+            </w:r>
+          </w:p>
+        </w:tc>
+      </w:tr>
+      <w:tr>
+        <w:tc>
+          <w:tcPr>
+            <w:tcW w:type="dxa" w:w="5102"/>
+            <w:shd w:fill="D9E2F3"/>
+          </w:tcPr>
+          <w:p>
+            <w:r/>
+            <w:r>
+              <w:rPr>
+                <w:sz w:val="20"/>
+              </w:rPr>
+              <w:t>Hero (image-focal-center)</w:t>
+            </w:r>
+          </w:p>
+        </w:tc>
+        <w:tc>
+          <w:tcPr>
+            <w:tcW w:type="dxa" w:w="5102"/>
+            <w:shd w:fill="D9E2F3"/>
+          </w:tcPr>
+          <w:p>
+            <w:r/>
+            <w:r>
+              <w:rPr>
+                <w:sz w:val="20"/>
+              </w:rPr>
+              <w:t>.hero.image-focal-center</w:t>
+            </w:r>
+          </w:p>
+        </w:tc>
+      </w:tr>
+      <w:tr>
+        <w:tc>
+          <w:tcPr>
+            <w:tcW w:type="dxa" w:w="5102"/>
+          </w:tcPr>
+          <w:p>
+            <w:r/>
+            <w:r>
+              <w:rPr>
+                <w:sz w:val="20"/>
+              </w:rPr>
+              <w:t>Hero (gradient-overlay, center-align)</w:t>
+            </w:r>
+          </w:p>
+        </w:tc>
+        <w:tc>
+          <w:tcPr>
+            <w:tcW w:type="dxa" w:w="5102"/>
+          </w:tcPr>
+          <w:p>
+            <w:r/>
+            <w:r>
+              <w:rPr>
+                <w:sz w:val="20"/>
+              </w:rPr>
+              <w:t>.hero.gradient-overlay.center-align</w:t>
+            </w:r>
+          </w:p>
+        </w:tc>
+      </w:tr>
+    </w:tbl>
+    <w:p>
+      <w:pPr>
+        <w:pStyle w:val="Heading3"/>
+      </w:pPr>
+      <w:r>
+        <w:t>1.4 Content Above the Block (Default Content)</w:t>
+      </w:r>
+    </w:p>
+    <w:p>
+      <w:r>
+        <w:t>The H1 heading is authored as default content above the Hero block table. In the Google Doc / Word document, the author types the page heading as a Heading 1 before inserting the Hero block table.</w:t>
+      </w:r>
+    </w:p>
+    <w:p>
+      <w:r>
+        <w:rPr>
+          <w:b/>
+        </w:rPr>
+        <w:t>Example document structure:</w:t>
+      </w:r>
+    </w:p>
+    <w:p>
+      <w:pPr>
+        <w:ind w:left="567"/>
+      </w:pPr>
+      <w:r>
+        <w:rPr>
+          <w:rFonts w:ascii="Consolas" w:hAnsi="Consolas"/>
+          <w:color w:val="333333"/>
+          <w:sz w:val="18"/>
+        </w:rPr>
+        <w:t># Volumescope 2 SEM        ← H1 (default content, above block table)</w:t>
+        <w:br/>
+        <w:br/>
+        <w:t>| Hero (foreground-image) |                          |</w:t>
+        <w:br/>
+        <w:t>|-------------------------|--------------------------||</w:t>
+        <w:br/>
+        <w:t>| [background image]      | [foreground image]       |</w:t>
+        <w:br/>
+        <w:t>|                         |                          |</w:t>
+        <w:br/>
+        <w:t>| [Contact us](url)       |                          |</w:t>
+        <w:br/>
+        <w:t>| [Download datasheet](url)|                         |</w:t>
+      </w:r>
+    </w:p>
+    <w:p>
+      <w:pPr>
+        <w:pStyle w:val="Heading3"/>
+      </w:pPr>
+      <w:r>
+        <w:t>1.5 Metadata Sheet</w:t>
+      </w:r>
+    </w:p>
+    <w:p>
+      <w:r>
+        <w:t>Page-level metadata (title, description, image) is authored in a Metadata block table at the bottom of the document:</w:t>
       </w:r>
     </w:p>
     <w:tbl>
@@ -1404,7 +2699,7 @@
                 <w:color w:val="FFFFFF"/>
                 <w:sz w:val="20"/>
               </w:rPr>
-              <w:t>Property</w:t>
+              <w:t>Metadata</w:t>
             </w:r>
           </w:p>
         </w:tc>
@@ -1421,7 +2716,6 @@
                 <w:color w:val="FFFFFF"/>
                 <w:sz w:val="20"/>
               </w:rPr>
-              <w:t>Value</w:t>
             </w:r>
           </w:p>
         </w:tc>
@@ -1437,7 +2731,7 @@
               <w:rPr>
                 <w:sz w:val="20"/>
               </w:rPr>
-              <w:t>Resource Type</w:t>
+              <w:t>title</w:t>
             </w:r>
           </w:p>
         </w:tc>
@@ -1451,7 +2745,7 @@
               <w:rPr>
                 <w:sz w:val="20"/>
               </w:rPr>
-              <w:t>core/franklin/components/block/v1/block</w:t>
+              <w:t>Volumescope 2 SEM</w:t>
             </w:r>
           </w:p>
         </w:tc>
@@ -1468,7 +2762,7 @@
               <w:rPr>
                 <w:sz w:val="20"/>
               </w:rPr>
-              <w:t>Block Name</w:t>
+              <w:t>description</w:t>
             </w:r>
           </w:p>
         </w:tc>
@@ -1483,7 +2777,7 @@
               <w:rPr>
                 <w:sz w:val="20"/>
               </w:rPr>
-              <w:t>Hero</w:t>
+              <w:t>3D SEM serial block-face imaging...</w:t>
             </w:r>
           </w:p>
         </w:tc>
@@ -1499,7 +2793,7 @@
               <w:rPr>
                 <w:sz w:val="20"/>
               </w:rPr>
-              <w:t>Model ID</w:t>
+              <w:t>image</w:t>
             </w:r>
           </w:p>
         </w:tc>
@@ -1513,85 +2807,185 @@
               <w:rPr>
                 <w:sz w:val="20"/>
               </w:rPr>
-              <w:t>hero</w:t>
-            </w:r>
-          </w:p>
-        </w:tc>
-      </w:tr>
-      <w:tr>
-        <w:tc>
-          <w:tcPr>
-            <w:tcW w:type="dxa" w:w="3402"/>
-            <w:shd w:fill="D9E2F3"/>
-          </w:tcPr>
-          <w:p>
-            <w:r/>
-            <w:r>
-              <w:rPr>
-                <w:sz w:val="20"/>
-              </w:rPr>
-              <w:t>Block Type</w:t>
-            </w:r>
-          </w:p>
-        </w:tc>
-        <w:tc>
-          <w:tcPr>
-            <w:tcW w:type="dxa" w:w="6803"/>
-            <w:shd w:fill="D9E2F3"/>
-          </w:tcPr>
-          <w:p>
-            <w:r/>
-            <w:r>
-              <w:rPr>
-                <w:sz w:val="20"/>
-              </w:rPr>
-              <w:t>Simple (flattened — leaf block, no children)</w:t>
-            </w:r>
-          </w:p>
-        </w:tc>
-      </w:tr>
-      <w:tr>
-        <w:tc>
-          <w:tcPr>
-            <w:tcW w:type="dxa" w:w="3402"/>
-          </w:tcPr>
-          <w:p>
-            <w:r/>
-            <w:r>
-              <w:rPr>
-                <w:sz w:val="20"/>
-              </w:rPr>
-              <w:t>Nested Authoring Strategy</w:t>
-            </w:r>
-          </w:p>
-        </w:tc>
-        <w:tc>
-          <w:tcPr>
-            <w:tcW w:type="dxa" w:w="6803"/>
-          </w:tcPr>
-          <w:p>
-            <w:r/>
-            <w:r>
-              <w:rPr>
-                <w:sz w:val="20"/>
-              </w:rPr>
-              <w:t>Flattened Block</w:t>
+              <w:t>(og:image for social sharing)</w:t>
             </w:r>
           </w:p>
         </w:tc>
       </w:tr>
     </w:tbl>
     <w:p>
+      <w:r>
+        <w:t>The page title in the Metadata table should match the H1 authored as default content above the Hero block.</w:t>
+      </w:r>
+    </w:p>
+    <w:p>
+      <w:pPr>
+        <w:pStyle w:val="Heading2"/>
+      </w:pPr>
+      <w:r>
+        <w:t>2. Block Implementation</w:t>
+      </w:r>
+    </w:p>
+    <w:p>
       <w:pPr>
         <w:pStyle w:val="Heading3"/>
       </w:pPr>
       <w:r>
-        <w:t>1.2 Editable Properties in Universal Editor</w:t>
+        <w:t>2.1 File Structure</w:t>
+      </w:r>
+    </w:p>
+    <w:p>
+      <w:pPr>
+        <w:ind w:left="567"/>
+      </w:pPr>
+      <w:r>
+        <w:rPr>
+          <w:rFonts w:ascii="Consolas" w:hAnsi="Consolas"/>
+          <w:color w:val="333333"/>
+          <w:sz w:val="18"/>
+        </w:rPr>
+        <w:t>blocks/</w:t>
+        <w:br/>
+        <w:t xml:space="preserve">  hero/</w:t>
+        <w:br/>
+        <w:t xml:space="preserve">    hero.js      # Block decoration JavaScript</w:t>
+        <w:br/>
+        <w:t xml:space="preserve">    hero.css     # Block styles</w:t>
+      </w:r>
+    </w:p>
+    <w:p>
+      <w:pPr>
+        <w:pStyle w:val="Heading3"/>
+      </w:pPr>
+      <w:r>
+        <w:t>2.2 Delivered HTML (after aem.live processing)</w:t>
       </w:r>
     </w:p>
     <w:p>
       <w:r>
-        <w:t>When an author clicks the Hero block in Universal Editor, the following fields appear in the properties panel:</w:t>
+        <w:t>When the document is previewed/published, the aem.live pipeline converts the block table into the following HTML structure:</w:t>
+      </w:r>
+    </w:p>
+    <w:p>
+      <w:pPr>
+        <w:ind w:left="567"/>
+      </w:pPr>
+      <w:r>
+        <w:rPr>
+          <w:rFonts w:ascii="Consolas" w:hAnsi="Consolas"/>
+          <w:color w:val="333333"/>
+          <w:sz w:val="18"/>
+        </w:rPr>
+        <w:t>&lt;div class="hero-wrapper"&gt;</w:t>
+        <w:br/>
+        <w:t xml:space="preserve">  &lt;div class="hero block" data-block-name="hero" data-block-status="loaded"&gt;</w:t>
+        <w:br/>
+        <w:t xml:space="preserve">    &lt;div&gt;                          &lt;!-- Row 1: Images --&gt;</w:t>
+        <w:br/>
+        <w:t xml:space="preserve">      &lt;div&gt;</w:t>
+        <w:br/>
+        <w:t xml:space="preserve">        &lt;picture&gt;...&lt;/picture&gt;     &lt;!-- Background image --&gt;</w:t>
+        <w:br/>
+        <w:t xml:space="preserve">      &lt;/div&gt;</w:t>
+        <w:br/>
+        <w:t xml:space="preserve">      &lt;div&gt;</w:t>
+        <w:br/>
+        <w:t xml:space="preserve">        &lt;picture&gt;...&lt;/picture&gt;     &lt;!-- Foreground image (if present) --&gt;</w:t>
+        <w:br/>
+        <w:t xml:space="preserve">      &lt;/div&gt;</w:t>
+        <w:br/>
+        <w:t xml:space="preserve">    &lt;/div&gt;</w:t>
+        <w:br/>
+        <w:t xml:space="preserve">    &lt;div&gt;                          &lt;!-- Row 2: Subtitle --&gt;</w:t>
+        <w:br/>
+        <w:t xml:space="preserve">      &lt;div&gt;&lt;p&gt;Subtitle text&lt;/p&gt;&lt;/div&gt;</w:t>
+        <w:br/>
+        <w:t xml:space="preserve">    &lt;/div&gt;</w:t>
+        <w:br/>
+        <w:t xml:space="preserve">    &lt;div&gt;                          &lt;!-- Row 3: Description --&gt;</w:t>
+        <w:br/>
+        <w:t xml:space="preserve">      &lt;div&gt;&lt;p&gt;Description rich text&lt;/p&gt;&lt;/div&gt;</w:t>
+        <w:br/>
+        <w:t xml:space="preserve">    &lt;/div&gt;</w:t>
+        <w:br/>
+        <w:t xml:space="preserve">    &lt;div&gt;                          &lt;!-- Row 4: Primary CTA --&gt;</w:t>
+        <w:br/>
+        <w:t xml:space="preserve">      &lt;div&gt;&lt;p&gt;&lt;a href="url"&gt;CTA Label&lt;/a&gt;&lt;/p&gt;&lt;/div&gt;</w:t>
+        <w:br/>
+        <w:t xml:space="preserve">    &lt;/div&gt;</w:t>
+        <w:br/>
+        <w:t xml:space="preserve">  &lt;/div&gt;</w:t>
+        <w:br/>
+        <w:t>&lt;/div&gt;</w:t>
+      </w:r>
+    </w:p>
+    <w:p>
+      <w:r>
+        <w:t>For variant blocks, classes are added to the outer div:</w:t>
+      </w:r>
+    </w:p>
+    <w:p>
+      <w:pPr>
+        <w:ind w:left="567"/>
+      </w:pPr>
+      <w:r>
+        <w:rPr>
+          <w:rFonts w:ascii="Consolas" w:hAnsi="Consolas"/>
+          <w:color w:val="333333"/>
+          <w:sz w:val="18"/>
+        </w:rPr>
+        <w:t>&lt;div class="hero gradient-overlay block" data-block-name="hero" ...&gt;</w:t>
+      </w:r>
+    </w:p>
+    <w:p>
+      <w:pPr>
+        <w:pStyle w:val="Heading3"/>
+      </w:pPr>
+      <w:r>
+        <w:t>2.3 Block Decoration (hero.js)</w:t>
+      </w:r>
+    </w:p>
+    <w:p>
+      <w:r>
+        <w:t>The decorate function transforms the delivered HTML into the final rendered structure:</w:t>
+      </w:r>
+    </w:p>
+    <w:p>
+      <w:pPr>
+        <w:ind w:left="567"/>
+      </w:pPr>
+      <w:r>
+        <w:rPr>
+          <w:rFonts w:ascii="Consolas" w:hAnsi="Consolas"/>
+          <w:color w:val="333333"/>
+          <w:sz w:val="18"/>
+        </w:rPr>
+        <w:t>export default async function decorate(block) {</w:t>
+        <w:br/>
+        <w:t xml:space="preserve">  // 1. Extract rows from the block table</w:t>
+        <w:br/>
+        <w:t xml:space="preserve">  // 2. Identify background image, foreground image, subtitle, description, CTAs</w:t>
+        <w:br/>
+        <w:t xml:space="preserve">  // 3. Build the final hero DOM structure</w:t>
+        <w:br/>
+        <w:t xml:space="preserve">  // 4. Handle optional rows gracefully</w:t>
+        <w:br/>
+        <w:t xml:space="preserve">  // 5. Apply variant-specific behavior if needed</w:t>
+        <w:br/>
+        <w:t>}</w:t>
+      </w:r>
+    </w:p>
+    <w:p>
+      <w:pPr>
+        <w:pStyle w:val="Heading3"/>
+      </w:pPr>
+      <w:r>
+        <w:t>2.4 Styling (hero.css)</w:t>
+      </w:r>
+    </w:p>
+    <w:p>
+      <w:r>
+        <w:t>Key styling considerations:</w:t>
       </w:r>
     </w:p>
     <w:tbl>
@@ -1602,16 +2996,13 @@
         <w:tblLook w:firstColumn="1" w:firstRow="1" w:lastColumn="0" w:lastRow="0" w:noHBand="0" w:noVBand="1" w:val="04A0"/>
       </w:tblPr>
       <w:tblGrid>
-        <w:gridCol w:w="1728"/>
-        <w:gridCol w:w="1728"/>
-        <w:gridCol w:w="1728"/>
-        <w:gridCol w:w="1728"/>
-        <w:gridCol w:w="1728"/>
+        <w:gridCol w:w="4320"/>
+        <w:gridCol w:w="4320"/>
       </w:tblGrid>
       <w:tr>
         <w:tc>
           <w:tcPr>
-            <w:tcW w:type="dxa" w:w="1814"/>
+            <w:tcW w:type="dxa" w:w="2835"/>
             <w:shd w:fill="4472C4"/>
           </w:tcPr>
           <w:p>
@@ -1622,13 +3013,13 @@
                 <w:color w:val="FFFFFF"/>
                 <w:sz w:val="20"/>
               </w:rPr>
-              <w:t>JCR Property</w:t>
+              <w:t>Concern</w:t>
             </w:r>
           </w:p>
         </w:tc>
         <w:tc>
           <w:tcPr>
-            <w:tcW w:type="dxa" w:w="2268"/>
+            <w:tcW w:type="dxa" w:w="7370"/>
             <w:shd w:fill="4472C4"/>
           </w:tcPr>
           <w:p>
@@ -1639,58 +3030,7 @@
                 <w:color w:val="FFFFFF"/>
                 <w:sz w:val="20"/>
               </w:rPr>
-              <w:t>UE Properties Panel</w:t>
-            </w:r>
-          </w:p>
-        </w:tc>
-        <w:tc>
-          <w:tcPr>
-            <w:tcW w:type="dxa" w:w="1587"/>
-            <w:shd w:fill="4472C4"/>
-          </w:tcPr>
-          <w:p>
-            <w:r/>
-            <w:r>
-              <w:rPr>
-                <w:b/>
-                <w:color w:val="FFFFFF"/>
-                <w:sz w:val="20"/>
-              </w:rPr>
-              <w:t>Field Type</w:t>
-            </w:r>
-          </w:p>
-        </w:tc>
-        <w:tc>
-          <w:tcPr>
-            <w:tcW w:type="dxa" w:w="850"/>
-            <w:shd w:fill="4472C4"/>
-          </w:tcPr>
-          <w:p>
-            <w:r/>
-            <w:r>
-              <w:rPr>
-                <w:b/>
-                <w:color w:val="FFFFFF"/>
-                <w:sz w:val="20"/>
-              </w:rPr>
-              <w:t>Editable?</w:t>
-            </w:r>
-          </w:p>
-        </w:tc>
-        <w:tc>
-          <w:tcPr>
-            <w:tcW w:type="dxa" w:w="3685"/>
-            <w:shd w:fill="4472C4"/>
-          </w:tcPr>
-          <w:p>
-            <w:r/>
-            <w:r>
-              <w:rPr>
-                <w:b/>
-                <w:color w:val="FFFFFF"/>
-                <w:sz w:val="20"/>
-              </w:rPr>
-              <w:t>Notes</w:t>
+              <w:t>Approach</w:t>
             </w:r>
           </w:p>
         </w:tc>
@@ -1698,7 +3038,7 @@
       <w:tr>
         <w:tc>
           <w:tcPr>
-            <w:tcW w:type="dxa" w:w="1814"/>
+            <w:tcW w:type="dxa" w:w="2835"/>
           </w:tcPr>
           <w:p>
             <w:r/>
@@ -1706,13 +3046,13 @@
               <w:rPr>
                 <w:sz w:val="20"/>
               </w:rPr>
-              <w:t>classes</w:t>
+              <w:t>Full-width layout</w:t>
             </w:r>
           </w:p>
         </w:tc>
         <w:tc>
           <w:tcPr>
-            <w:tcW w:type="dxa" w:w="2268"/>
+            <w:tcW w:type="dxa" w:w="7370"/>
           </w:tcPr>
           <w:p>
             <w:r/>
@@ -1720,49 +3060,7 @@
               <w:rPr>
                 <w:sz w:val="20"/>
               </w:rPr>
-              <w:t>Style Options (multiselect)</w:t>
-            </w:r>
-          </w:p>
-        </w:tc>
-        <w:tc>
-          <w:tcPr>
-            <w:tcW w:type="dxa" w:w="1587"/>
-          </w:tcPr>
-          <w:p>
-            <w:r/>
-            <w:r>
-              <w:rPr>
-                <w:sz w:val="20"/>
-              </w:rPr>
-              <w:t>multiselect</w:t>
-            </w:r>
-          </w:p>
-        </w:tc>
-        <w:tc>
-          <w:tcPr>
-            <w:tcW w:type="dxa" w:w="850"/>
-          </w:tcPr>
-          <w:p>
-            <w:r/>
-            <w:r>
-              <w:rPr>
-                <w:sz w:val="20"/>
-              </w:rPr>
-              <w:t>Yes</w:t>
-            </w:r>
-          </w:p>
-        </w:tc>
-        <w:tc>
-          <w:tcPr>
-            <w:tcW w:type="dxa" w:w="3685"/>
-          </w:tcPr>
-          <w:p>
-            <w:r/>
-            <w:r>
-              <w:rPr>
-                <w:sz w:val="20"/>
-              </w:rPr>
-              <w:t>Variant selection — options: dark-text, center-align, foreground-image, gradient-overlay, image-focal-center</w:t>
+              <w:t>.hero-wrapper spans full viewport width</w:t>
             </w:r>
           </w:p>
         </w:tc>
@@ -1770,7 +3068,7 @@
       <w:tr>
         <w:tc>
           <w:tcPr>
-            <w:tcW w:type="dxa" w:w="1814"/>
+            <w:tcW w:type="dxa" w:w="2835"/>
             <w:shd w:fill="D9E2F3"/>
           </w:tcPr>
           <w:p>
@@ -1779,13 +3077,13 @@
               <w:rPr>
                 <w:sz w:val="20"/>
               </w:rPr>
-              <w:t>image</w:t>
+              <w:t>Background image</w:t>
             </w:r>
           </w:p>
         </w:tc>
         <w:tc>
           <w:tcPr>
-            <w:tcW w:type="dxa" w:w="2268"/>
+            <w:tcW w:type="dxa" w:w="7370"/>
             <w:shd w:fill="D9E2F3"/>
           </w:tcPr>
           <w:p>
@@ -1794,13 +3092,45 @@
               <w:rPr>
                 <w:sz w:val="20"/>
               </w:rPr>
-              <w:t>Background Image</w:t>
+              <w:t>background-size: cover; background-position: center or &lt;picture&gt; with object-fit: cover</w:t>
+            </w:r>
+          </w:p>
+        </w:tc>
+      </w:tr>
+      <w:tr>
+        <w:tc>
+          <w:tcPr>
+            <w:tcW w:type="dxa" w:w="2835"/>
+          </w:tcPr>
+          <w:p>
+            <w:r/>
+            <w:r>
+              <w:rPr>
+                <w:sz w:val="20"/>
+              </w:rPr>
+              <w:t>Foreground image</w:t>
             </w:r>
           </w:p>
         </w:tc>
         <w:tc>
           <w:tcPr>
-            <w:tcW w:type="dxa" w:w="1587"/>
+            <w:tcW w:type="dxa" w:w="7370"/>
+          </w:tcPr>
+          <w:p>
+            <w:r/>
+            <w:r>
+              <w:rPr>
+                <w:sz w:val="20"/>
+              </w:rPr>
+              <w:t>Absolutely positioned or flexbox-aligned to the right</w:t>
+            </w:r>
+          </w:p>
+        </w:tc>
+      </w:tr>
+      <w:tr>
+        <w:tc>
+          <w:tcPr>
+            <w:tcW w:type="dxa" w:w="2835"/>
             <w:shd w:fill="D9E2F3"/>
           </w:tcPr>
           <w:p>
@@ -1809,13 +3139,13 @@
               <w:rPr>
                 <w:sz w:val="20"/>
               </w:rPr>
-              <w:t>reference</w:t>
+              <w:t>Text overlay</w:t>
             </w:r>
           </w:p>
         </w:tc>
         <w:tc>
           <w:tcPr>
-            <w:tcW w:type="dxa" w:w="850"/>
+            <w:tcW w:type="dxa" w:w="7370"/>
             <w:shd w:fill="D9E2F3"/>
           </w:tcPr>
           <w:p>
@@ -1824,13 +3154,45 @@
               <w:rPr>
                 <w:sz w:val="20"/>
               </w:rPr>
-              <w:t>Yes</w:t>
+              <w:t>position: relative / z-index layering over the background</w:t>
+            </w:r>
+          </w:p>
+        </w:tc>
+      </w:tr>
+      <w:tr>
+        <w:tc>
+          <w:tcPr>
+            <w:tcW w:type="dxa" w:w="2835"/>
+          </w:tcPr>
+          <w:p>
+            <w:r/>
+            <w:r>
+              <w:rPr>
+                <w:sz w:val="20"/>
+              </w:rPr>
+              <w:t>Gradient overlay</w:t>
             </w:r>
           </w:p>
         </w:tc>
         <w:tc>
           <w:tcPr>
-            <w:tcW w:type="dxa" w:w="3685"/>
+            <w:tcW w:type="dxa" w:w="7370"/>
+          </w:tcPr>
+          <w:p>
+            <w:r/>
+            <w:r>
+              <w:rPr>
+                <w:sz w:val="20"/>
+              </w:rPr>
+              <w:t>::before or ::after pseudo-element with linear-gradient</w:t>
+            </w:r>
+          </w:p>
+        </w:tc>
+      </w:tr>
+      <w:tr>
+        <w:tc>
+          <w:tcPr>
+            <w:tcW w:type="dxa" w:w="2835"/>
             <w:shd w:fill="D9E2F3"/>
           </w:tcPr>
           <w:p>
@@ -1839,87 +3201,13 @@
               <w:rPr>
                 <w:sz w:val="20"/>
               </w:rPr>
-              <w:t>Opens asset picker</w:t>
-            </w:r>
-          </w:p>
-        </w:tc>
-      </w:tr>
-      <w:tr>
-        <w:tc>
-          <w:tcPr>
-            <w:tcW w:type="dxa" w:w="1814"/>
-          </w:tcPr>
-          <w:p>
-            <w:r/>
-            <w:r>
-              <w:rPr>
-                <w:sz w:val="20"/>
-              </w:rPr>
-              <w:t>imageAlt</w:t>
+              <w:t>dark-text variant</w:t>
             </w:r>
           </w:p>
         </w:tc>
         <w:tc>
           <w:tcPr>
-            <w:tcW w:type="dxa" w:w="2268"/>
-          </w:tcPr>
-          <w:p>
-            <w:r/>
-            <w:r>
-              <w:rPr>
-                <w:sz w:val="20"/>
-              </w:rPr>
-              <w:t>Background Image Alt Text</w:t>
-            </w:r>
-          </w:p>
-        </w:tc>
-        <w:tc>
-          <w:tcPr>
-            <w:tcW w:type="dxa" w:w="1587"/>
-          </w:tcPr>
-          <w:p>
-            <w:r/>
-            <w:r>
-              <w:rPr>
-                <w:sz w:val="20"/>
-              </w:rPr>
-              <w:t>text</w:t>
-            </w:r>
-          </w:p>
-        </w:tc>
-        <w:tc>
-          <w:tcPr>
-            <w:tcW w:type="dxa" w:w="850"/>
-          </w:tcPr>
-          <w:p>
-            <w:r/>
-            <w:r>
-              <w:rPr>
-                <w:sz w:val="20"/>
-              </w:rPr>
-              <w:t>Yes</w:t>
-            </w:r>
-          </w:p>
-        </w:tc>
-        <w:tc>
-          <w:tcPr>
-            <w:tcW w:type="dxa" w:w="3685"/>
-          </w:tcPr>
-          <w:p>
-            <w:r/>
-            <w:r>
-              <w:rPr>
-                <w:sz w:val="20"/>
-              </w:rPr>
-              <w:t>Collapsed into image element</w:t>
-            </w:r>
-          </w:p>
-        </w:tc>
-      </w:tr>
-      <w:tr>
-        <w:tc>
-          <w:tcPr>
-            <w:tcW w:type="dxa" w:w="1814"/>
+            <w:tcW w:type="dxa" w:w="7370"/>
             <w:shd w:fill="D9E2F3"/>
           </w:tcPr>
           <w:p>
@@ -1928,13 +3216,45 @@
               <w:rPr>
                 <w:sz w:val="20"/>
               </w:rPr>
-              <w:t>foregroundImage</w:t>
+              <w:t>.hero.dark-text sets color: #000 or dark color token</w:t>
+            </w:r>
+          </w:p>
+        </w:tc>
+      </w:tr>
+      <w:tr>
+        <w:tc>
+          <w:tcPr>
+            <w:tcW w:type="dxa" w:w="2835"/>
+          </w:tcPr>
+          <w:p>
+            <w:r/>
+            <w:r>
+              <w:rPr>
+                <w:sz w:val="20"/>
+              </w:rPr>
+              <w:t>center-align variant</w:t>
             </w:r>
           </w:p>
         </w:tc>
         <w:tc>
           <w:tcPr>
-            <w:tcW w:type="dxa" w:w="2268"/>
+            <w:tcW w:type="dxa" w:w="7370"/>
+          </w:tcPr>
+          <w:p>
+            <w:r/>
+            <w:r>
+              <w:rPr>
+                <w:sz w:val="20"/>
+              </w:rPr>
+              <w:t>.hero.center-align sets text-align: center with centered flexbox</w:t>
+            </w:r>
+          </w:p>
+        </w:tc>
+      </w:tr>
+      <w:tr>
+        <w:tc>
+          <w:tcPr>
+            <w:tcW w:type="dxa" w:w="2835"/>
             <w:shd w:fill="D9E2F3"/>
           </w:tcPr>
           <w:p>
@@ -1943,13 +3263,13 @@
               <w:rPr>
                 <w:sz w:val="20"/>
               </w:rPr>
-              <w:t>Foreground Image</w:t>
+              <w:t>image-focal-center</w:t>
             </w:r>
           </w:p>
         </w:tc>
         <w:tc>
           <w:tcPr>
-            <w:tcW w:type="dxa" w:w="1587"/>
+            <w:tcW w:type="dxa" w:w="7370"/>
             <w:shd w:fill="D9E2F3"/>
           </w:tcPr>
           <w:p>
@@ -1958,14 +3278,15 @@
               <w:rPr>
                 <w:sz w:val="20"/>
               </w:rPr>
-              <w:t>reference</w:t>
+              <w:t>.hero.image-focal-center adjusts background-position and centers text</w:t>
             </w:r>
           </w:p>
         </w:tc>
+      </w:tr>
+      <w:tr>
         <w:tc>
           <w:tcPr>
-            <w:tcW w:type="dxa" w:w="850"/>
-            <w:shd w:fill="D9E2F3"/>
+            <w:tcW w:type="dxa" w:w="2835"/>
           </w:tcPr>
           <w:p>
             <w:r/>
@@ -1973,14 +3294,13 @@
               <w:rPr>
                 <w:sz w:val="20"/>
               </w:rPr>
-              <w:t>Yes</w:t>
+              <w:t>Responsive</w:t>
             </w:r>
           </w:p>
         </w:tc>
         <w:tc>
           <w:tcPr>
-            <w:tcW w:type="dxa" w:w="3685"/>
-            <w:shd w:fill="D9E2F3"/>
+            <w:tcW w:type="dxa" w:w="7370"/>
           </w:tcPr>
           <w:p>
             <w:r/>
@@ -1988,901 +3308,7 @@
               <w:rPr>
                 <w:sz w:val="20"/>
               </w:rPr>
-              <w:t>Optional — used with foreground-image variant</w:t>
-            </w:r>
-          </w:p>
-        </w:tc>
-      </w:tr>
-      <w:tr>
-        <w:tc>
-          <w:tcPr>
-            <w:tcW w:type="dxa" w:w="1814"/>
-          </w:tcPr>
-          <w:p>
-            <w:r/>
-            <w:r>
-              <w:rPr>
-                <w:sz w:val="20"/>
-              </w:rPr>
-              <w:t>foregroundImageAlt</w:t>
-            </w:r>
-          </w:p>
-        </w:tc>
-        <w:tc>
-          <w:tcPr>
-            <w:tcW w:type="dxa" w:w="2268"/>
-          </w:tcPr>
-          <w:p>
-            <w:r/>
-            <w:r>
-              <w:rPr>
-                <w:sz w:val="20"/>
-              </w:rPr>
-              <w:t>Foreground Image Alt Text</w:t>
-            </w:r>
-          </w:p>
-        </w:tc>
-        <w:tc>
-          <w:tcPr>
-            <w:tcW w:type="dxa" w:w="1587"/>
-          </w:tcPr>
-          <w:p>
-            <w:r/>
-            <w:r>
-              <w:rPr>
-                <w:sz w:val="20"/>
-              </w:rPr>
-              <w:t>text</w:t>
-            </w:r>
-          </w:p>
-        </w:tc>
-        <w:tc>
-          <w:tcPr>
-            <w:tcW w:type="dxa" w:w="850"/>
-          </w:tcPr>
-          <w:p>
-            <w:r/>
-            <w:r>
-              <w:rPr>
-                <w:sz w:val="20"/>
-              </w:rPr>
-              <w:t>Yes</w:t>
-            </w:r>
-          </w:p>
-        </w:tc>
-        <w:tc>
-          <w:tcPr>
-            <w:tcW w:type="dxa" w:w="3685"/>
-          </w:tcPr>
-          <w:p>
-            <w:r/>
-            <w:r>
-              <w:rPr>
-                <w:sz w:val="20"/>
-              </w:rPr>
-              <w:t>Collapsed into foregroundImage element</w:t>
-            </w:r>
-          </w:p>
-        </w:tc>
-      </w:tr>
-      <w:tr>
-        <w:tc>
-          <w:tcPr>
-            <w:tcW w:type="dxa" w:w="1814"/>
-            <w:shd w:fill="D9E2F3"/>
-          </w:tcPr>
-          <w:p>
-            <w:r/>
-            <w:r>
-              <w:rPr>
-                <w:sz w:val="20"/>
-              </w:rPr>
-              <w:t>subtitle</w:t>
-            </w:r>
-          </w:p>
-        </w:tc>
-        <w:tc>
-          <w:tcPr>
-            <w:tcW w:type="dxa" w:w="2268"/>
-            <w:shd w:fill="D9E2F3"/>
-          </w:tcPr>
-          <w:p>
-            <w:r/>
-            <w:r>
-              <w:rPr>
-                <w:sz w:val="20"/>
-              </w:rPr>
-              <w:t>Subtitle</w:t>
-            </w:r>
-          </w:p>
-        </w:tc>
-        <w:tc>
-          <w:tcPr>
-            <w:tcW w:type="dxa" w:w="1587"/>
-            <w:shd w:fill="D9E2F3"/>
-          </w:tcPr>
-          <w:p>
-            <w:r/>
-            <w:r>
-              <w:rPr>
-                <w:sz w:val="20"/>
-              </w:rPr>
-              <w:t>text</w:t>
-            </w:r>
-          </w:p>
-        </w:tc>
-        <w:tc>
-          <w:tcPr>
-            <w:tcW w:type="dxa" w:w="850"/>
-            <w:shd w:fill="D9E2F3"/>
-          </w:tcPr>
-          <w:p>
-            <w:r/>
-            <w:r>
-              <w:rPr>
-                <w:sz w:val="20"/>
-              </w:rPr>
-              <w:t>Yes</w:t>
-            </w:r>
-          </w:p>
-        </w:tc>
-        <w:tc>
-          <w:tcPr>
-            <w:tcW w:type="dxa" w:w="3685"/>
-            <w:shd w:fill="D9E2F3"/>
-          </w:tcPr>
-          <w:p>
-            <w:r/>
-            <w:r>
-              <w:rPr>
-                <w:sz w:val="20"/>
-              </w:rPr>
-              <w:t>Secondary text below heading</w:t>
-            </w:r>
-          </w:p>
-        </w:tc>
-      </w:tr>
-      <w:tr>
-        <w:tc>
-          <w:tcPr>
-            <w:tcW w:type="dxa" w:w="1814"/>
-          </w:tcPr>
-          <w:p>
-            <w:r/>
-            <w:r>
-              <w:rPr>
-                <w:sz w:val="20"/>
-              </w:rPr>
-              <w:t>description</w:t>
-            </w:r>
-          </w:p>
-        </w:tc>
-        <w:tc>
-          <w:tcPr>
-            <w:tcW w:type="dxa" w:w="2268"/>
-          </w:tcPr>
-          <w:p>
-            <w:r/>
-            <w:r>
-              <w:rPr>
-                <w:sz w:val="20"/>
-              </w:rPr>
-              <w:t>Description</w:t>
-            </w:r>
-          </w:p>
-        </w:tc>
-        <w:tc>
-          <w:tcPr>
-            <w:tcW w:type="dxa" w:w="1587"/>
-          </w:tcPr>
-          <w:p>
-            <w:r/>
-            <w:r>
-              <w:rPr>
-                <w:sz w:val="20"/>
-              </w:rPr>
-              <w:t>richtext</w:t>
-            </w:r>
-          </w:p>
-        </w:tc>
-        <w:tc>
-          <w:tcPr>
-            <w:tcW w:type="dxa" w:w="850"/>
-          </w:tcPr>
-          <w:p>
-            <w:r/>
-            <w:r>
-              <w:rPr>
-                <w:sz w:val="20"/>
-              </w:rPr>
-              <w:t>Yes</w:t>
-            </w:r>
-          </w:p>
-        </w:tc>
-        <w:tc>
-          <w:tcPr>
-            <w:tcW w:type="dxa" w:w="3685"/>
-          </w:tcPr>
-          <w:p>
-            <w:r/>
-            <w:r>
-              <w:rPr>
-                <w:sz w:val="20"/>
-              </w:rPr>
-              <w:t>Supports bold, italic, links, lists</w:t>
-            </w:r>
-          </w:p>
-        </w:tc>
-      </w:tr>
-      <w:tr>
-        <w:tc>
-          <w:tcPr>
-            <w:tcW w:type="dxa" w:w="1814"/>
-            <w:shd w:fill="D9E2F3"/>
-          </w:tcPr>
-          <w:p>
-            <w:r/>
-            <w:r>
-              <w:rPr>
-                <w:sz w:val="20"/>
-              </w:rPr>
-              <w:t>overlayBreadcrumb</w:t>
-            </w:r>
-          </w:p>
-        </w:tc>
-        <w:tc>
-          <w:tcPr>
-            <w:tcW w:type="dxa" w:w="2268"/>
-            <w:shd w:fill="D9E2F3"/>
-          </w:tcPr>
-          <w:p>
-            <w:r/>
-            <w:r>
-              <w:rPr>
-                <w:sz w:val="20"/>
-              </w:rPr>
-              <w:t>Show Breadcrumb</w:t>
-            </w:r>
-          </w:p>
-        </w:tc>
-        <w:tc>
-          <w:tcPr>
-            <w:tcW w:type="dxa" w:w="1587"/>
-            <w:shd w:fill="D9E2F3"/>
-          </w:tcPr>
-          <w:p>
-            <w:r/>
-            <w:r>
-              <w:rPr>
-                <w:sz w:val="20"/>
-              </w:rPr>
-              <w:t>boolean (toggle)</w:t>
-            </w:r>
-          </w:p>
-        </w:tc>
-        <w:tc>
-          <w:tcPr>
-            <w:tcW w:type="dxa" w:w="850"/>
-            <w:shd w:fill="D9E2F3"/>
-          </w:tcPr>
-          <w:p>
-            <w:r/>
-            <w:r>
-              <w:rPr>
-                <w:sz w:val="20"/>
-              </w:rPr>
-              <w:t>Yes</w:t>
-            </w:r>
-          </w:p>
-        </w:tc>
-        <w:tc>
-          <w:tcPr>
-            <w:tcW w:type="dxa" w:w="3685"/>
-            <w:shd w:fill="D9E2F3"/>
-          </w:tcPr>
-          <w:p>
-            <w:r/>
-            <w:r>
-              <w:rPr>
-                <w:sz w:val="20"/>
-              </w:rPr>
-              <w:t>Toggles breadcrumb trail visibility</w:t>
-            </w:r>
-          </w:p>
-        </w:tc>
-      </w:tr>
-      <w:tr>
-        <w:tc>
-          <w:tcPr>
-            <w:tcW w:type="dxa" w:w="1814"/>
-          </w:tcPr>
-          <w:p>
-            <w:r/>
-            <w:r>
-              <w:rPr>
-                <w:sz w:val="20"/>
-              </w:rPr>
-              <w:t>primaryCtaLabel</w:t>
-            </w:r>
-          </w:p>
-        </w:tc>
-        <w:tc>
-          <w:tcPr>
-            <w:tcW w:type="dxa" w:w="2268"/>
-          </w:tcPr>
-          <w:p>
-            <w:r/>
-            <w:r>
-              <w:rPr>
-                <w:sz w:val="20"/>
-              </w:rPr>
-              <w:t>Primary CTA Text</w:t>
-            </w:r>
-          </w:p>
-        </w:tc>
-        <w:tc>
-          <w:tcPr>
-            <w:tcW w:type="dxa" w:w="1587"/>
-          </w:tcPr>
-          <w:p>
-            <w:r/>
-            <w:r>
-              <w:rPr>
-                <w:sz w:val="20"/>
-              </w:rPr>
-              <w:t>text</w:t>
-            </w:r>
-          </w:p>
-        </w:tc>
-        <w:tc>
-          <w:tcPr>
-            <w:tcW w:type="dxa" w:w="850"/>
-          </w:tcPr>
-          <w:p>
-            <w:r/>
-            <w:r>
-              <w:rPr>
-                <w:sz w:val="20"/>
-              </w:rPr>
-              <w:t>Yes</w:t>
-            </w:r>
-          </w:p>
-        </w:tc>
-        <w:tc>
-          <w:tcPr>
-            <w:tcW w:type="dxa" w:w="3685"/>
-          </w:tcPr>
-          <w:p>
-            <w:r/>
-            <w:r>
-              <w:rPr>
-                <w:sz w:val="20"/>
-              </w:rPr>
-              <w:t>From CTA partial</w:t>
-            </w:r>
-          </w:p>
-        </w:tc>
-      </w:tr>
-      <w:tr>
-        <w:tc>
-          <w:tcPr>
-            <w:tcW w:type="dxa" w:w="1814"/>
-            <w:shd w:fill="D9E2F3"/>
-          </w:tcPr>
-          <w:p>
-            <w:r/>
-            <w:r>
-              <w:rPr>
-                <w:sz w:val="20"/>
-              </w:rPr>
-              <w:t>primaryCtaHref</w:t>
-            </w:r>
-          </w:p>
-        </w:tc>
-        <w:tc>
-          <w:tcPr>
-            <w:tcW w:type="dxa" w:w="2268"/>
-            <w:shd w:fill="D9E2F3"/>
-          </w:tcPr>
-          <w:p>
-            <w:r/>
-            <w:r>
-              <w:rPr>
-                <w:sz w:val="20"/>
-              </w:rPr>
-              <w:t>Primary CTA URL</w:t>
-            </w:r>
-          </w:p>
-        </w:tc>
-        <w:tc>
-          <w:tcPr>
-            <w:tcW w:type="dxa" w:w="1587"/>
-            <w:shd w:fill="D9E2F3"/>
-          </w:tcPr>
-          <w:p>
-            <w:r/>
-            <w:r>
-              <w:rPr>
-                <w:sz w:val="20"/>
-              </w:rPr>
-              <w:t>text</w:t>
-            </w:r>
-          </w:p>
-        </w:tc>
-        <w:tc>
-          <w:tcPr>
-            <w:tcW w:type="dxa" w:w="850"/>
-            <w:shd w:fill="D9E2F3"/>
-          </w:tcPr>
-          <w:p>
-            <w:r/>
-            <w:r>
-              <w:rPr>
-                <w:sz w:val="20"/>
-              </w:rPr>
-              <w:t>Yes</w:t>
-            </w:r>
-          </w:p>
-        </w:tc>
-        <w:tc>
-          <w:tcPr>
-            <w:tcW w:type="dxa" w:w="3685"/>
-            <w:shd w:fill="D9E2F3"/>
-          </w:tcPr>
-          <w:p>
-            <w:r/>
-            <w:r>
-              <w:rPr>
-                <w:sz w:val="20"/>
-              </w:rPr>
-              <w:t>From CTA partial</w:t>
-            </w:r>
-          </w:p>
-        </w:tc>
-      </w:tr>
-      <w:tr>
-        <w:tc>
-          <w:tcPr>
-            <w:tcW w:type="dxa" w:w="1814"/>
-          </w:tcPr>
-          <w:p>
-            <w:r/>
-            <w:r>
-              <w:rPr>
-                <w:sz w:val="20"/>
-              </w:rPr>
-              <w:t>primaryCtaExternal</w:t>
-            </w:r>
-          </w:p>
-        </w:tc>
-        <w:tc>
-          <w:tcPr>
-            <w:tcW w:type="dxa" w:w="2268"/>
-          </w:tcPr>
-          <w:p>
-            <w:r/>
-            <w:r>
-              <w:rPr>
-                <w:sz w:val="20"/>
-              </w:rPr>
-              <w:t>Primary CTA New Tab</w:t>
-            </w:r>
-          </w:p>
-        </w:tc>
-        <w:tc>
-          <w:tcPr>
-            <w:tcW w:type="dxa" w:w="1587"/>
-          </w:tcPr>
-          <w:p>
-            <w:r/>
-            <w:r>
-              <w:rPr>
-                <w:sz w:val="20"/>
-              </w:rPr>
-              <w:t>boolean (toggle)</w:t>
-            </w:r>
-          </w:p>
-        </w:tc>
-        <w:tc>
-          <w:tcPr>
-            <w:tcW w:type="dxa" w:w="850"/>
-          </w:tcPr>
-          <w:p>
-            <w:r/>
-            <w:r>
-              <w:rPr>
-                <w:sz w:val="20"/>
-              </w:rPr>
-              <w:t>Yes</w:t>
-            </w:r>
-          </w:p>
-        </w:tc>
-        <w:tc>
-          <w:tcPr>
-            <w:tcW w:type="dxa" w:w="3685"/>
-          </w:tcPr>
-          <w:p>
-            <w:r/>
-            <w:r>
-              <w:rPr>
-                <w:sz w:val="20"/>
-              </w:rPr>
-              <w:t>From CTA partial</w:t>
-            </w:r>
-          </w:p>
-        </w:tc>
-      </w:tr>
-      <w:tr>
-        <w:tc>
-          <w:tcPr>
-            <w:tcW w:type="dxa" w:w="1814"/>
-            <w:shd w:fill="D9E2F3"/>
-          </w:tcPr>
-          <w:p>
-            <w:r/>
-            <w:r>
-              <w:rPr>
-                <w:sz w:val="20"/>
-              </w:rPr>
-              <w:t>primaryCtaType</w:t>
-            </w:r>
-          </w:p>
-        </w:tc>
-        <w:tc>
-          <w:tcPr>
-            <w:tcW w:type="dxa" w:w="2268"/>
-            <w:shd w:fill="D9E2F3"/>
-          </w:tcPr>
-          <w:p>
-            <w:r/>
-            <w:r>
-              <w:rPr>
-                <w:sz w:val="20"/>
-              </w:rPr>
-              <w:t>Primary CTA Style</w:t>
-            </w:r>
-          </w:p>
-        </w:tc>
-        <w:tc>
-          <w:tcPr>
-            <w:tcW w:type="dxa" w:w="1587"/>
-            <w:shd w:fill="D9E2F3"/>
-          </w:tcPr>
-          <w:p>
-            <w:r/>
-            <w:r>
-              <w:rPr>
-                <w:sz w:val="20"/>
-              </w:rPr>
-              <w:t>select</w:t>
-            </w:r>
-          </w:p>
-        </w:tc>
-        <w:tc>
-          <w:tcPr>
-            <w:tcW w:type="dxa" w:w="850"/>
-            <w:shd w:fill="D9E2F3"/>
-          </w:tcPr>
-          <w:p>
-            <w:r/>
-            <w:r>
-              <w:rPr>
-                <w:sz w:val="20"/>
-              </w:rPr>
-              <w:t>Yes</w:t>
-            </w:r>
-          </w:p>
-        </w:tc>
-        <w:tc>
-          <w:tcPr>
-            <w:tcW w:type="dxa" w:w="3685"/>
-            <w:shd w:fill="D9E2F3"/>
-          </w:tcPr>
-          <w:p>
-            <w:r/>
-            <w:r>
-              <w:rPr>
-                <w:sz w:val="20"/>
-              </w:rPr>
-              <w:t>Options: Primary, Outline</w:t>
-            </w:r>
-          </w:p>
-        </w:tc>
-      </w:tr>
-      <w:tr>
-        <w:tc>
-          <w:tcPr>
-            <w:tcW w:type="dxa" w:w="1814"/>
-          </w:tcPr>
-          <w:p>
-            <w:r/>
-            <w:r>
-              <w:rPr>
-                <w:sz w:val="20"/>
-              </w:rPr>
-              <w:t>secondaryCtaLabel</w:t>
-            </w:r>
-          </w:p>
-        </w:tc>
-        <w:tc>
-          <w:tcPr>
-            <w:tcW w:type="dxa" w:w="2268"/>
-          </w:tcPr>
-          <w:p>
-            <w:r/>
-            <w:r>
-              <w:rPr>
-                <w:sz w:val="20"/>
-              </w:rPr>
-              <w:t>Secondary CTA Text</w:t>
-            </w:r>
-          </w:p>
-        </w:tc>
-        <w:tc>
-          <w:tcPr>
-            <w:tcW w:type="dxa" w:w="1587"/>
-          </w:tcPr>
-          <w:p>
-            <w:r/>
-            <w:r>
-              <w:rPr>
-                <w:sz w:val="20"/>
-              </w:rPr>
-              <w:t>text</w:t>
-            </w:r>
-          </w:p>
-        </w:tc>
-        <w:tc>
-          <w:tcPr>
-            <w:tcW w:type="dxa" w:w="850"/>
-          </w:tcPr>
-          <w:p>
-            <w:r/>
-            <w:r>
-              <w:rPr>
-                <w:sz w:val="20"/>
-              </w:rPr>
-              <w:t>Yes</w:t>
-            </w:r>
-          </w:p>
-        </w:tc>
-        <w:tc>
-          <w:tcPr>
-            <w:tcW w:type="dxa" w:w="3685"/>
-          </w:tcPr>
-          <w:p>
-            <w:r/>
-            <w:r>
-              <w:rPr>
-                <w:sz w:val="20"/>
-              </w:rPr>
-              <w:t>From CTA partial</w:t>
-            </w:r>
-          </w:p>
-        </w:tc>
-      </w:tr>
-      <w:tr>
-        <w:tc>
-          <w:tcPr>
-            <w:tcW w:type="dxa" w:w="1814"/>
-            <w:shd w:fill="D9E2F3"/>
-          </w:tcPr>
-          <w:p>
-            <w:r/>
-            <w:r>
-              <w:rPr>
-                <w:sz w:val="20"/>
-              </w:rPr>
-              <w:t>secondaryCtaHref</w:t>
-            </w:r>
-          </w:p>
-        </w:tc>
-        <w:tc>
-          <w:tcPr>
-            <w:tcW w:type="dxa" w:w="2268"/>
-            <w:shd w:fill="D9E2F3"/>
-          </w:tcPr>
-          <w:p>
-            <w:r/>
-            <w:r>
-              <w:rPr>
-                <w:sz w:val="20"/>
-              </w:rPr>
-              <w:t>Secondary CTA URL</w:t>
-            </w:r>
-          </w:p>
-        </w:tc>
-        <w:tc>
-          <w:tcPr>
-            <w:tcW w:type="dxa" w:w="1587"/>
-            <w:shd w:fill="D9E2F3"/>
-          </w:tcPr>
-          <w:p>
-            <w:r/>
-            <w:r>
-              <w:rPr>
-                <w:sz w:val="20"/>
-              </w:rPr>
-              <w:t>text</w:t>
-            </w:r>
-          </w:p>
-        </w:tc>
-        <w:tc>
-          <w:tcPr>
-            <w:tcW w:type="dxa" w:w="850"/>
-            <w:shd w:fill="D9E2F3"/>
-          </w:tcPr>
-          <w:p>
-            <w:r/>
-            <w:r>
-              <w:rPr>
-                <w:sz w:val="20"/>
-              </w:rPr>
-              <w:t>Yes</w:t>
-            </w:r>
-          </w:p>
-        </w:tc>
-        <w:tc>
-          <w:tcPr>
-            <w:tcW w:type="dxa" w:w="3685"/>
-            <w:shd w:fill="D9E2F3"/>
-          </w:tcPr>
-          <w:p>
-            <w:r/>
-            <w:r>
-              <w:rPr>
-                <w:sz w:val="20"/>
-              </w:rPr>
-              <w:t>From CTA partial</w:t>
-            </w:r>
-          </w:p>
-        </w:tc>
-      </w:tr>
-      <w:tr>
-        <w:tc>
-          <w:tcPr>
-            <w:tcW w:type="dxa" w:w="1814"/>
-          </w:tcPr>
-          <w:p>
-            <w:r/>
-            <w:r>
-              <w:rPr>
-                <w:sz w:val="20"/>
-              </w:rPr>
-              <w:t>secondaryCtaExternal</w:t>
-            </w:r>
-          </w:p>
-        </w:tc>
-        <w:tc>
-          <w:tcPr>
-            <w:tcW w:type="dxa" w:w="2268"/>
-          </w:tcPr>
-          <w:p>
-            <w:r/>
-            <w:r>
-              <w:rPr>
-                <w:sz w:val="20"/>
-              </w:rPr>
-              <w:t>Secondary CTA New Tab</w:t>
-            </w:r>
-          </w:p>
-        </w:tc>
-        <w:tc>
-          <w:tcPr>
-            <w:tcW w:type="dxa" w:w="1587"/>
-          </w:tcPr>
-          <w:p>
-            <w:r/>
-            <w:r>
-              <w:rPr>
-                <w:sz w:val="20"/>
-              </w:rPr>
-              <w:t>boolean (toggle)</w:t>
-            </w:r>
-          </w:p>
-        </w:tc>
-        <w:tc>
-          <w:tcPr>
-            <w:tcW w:type="dxa" w:w="850"/>
-          </w:tcPr>
-          <w:p>
-            <w:r/>
-            <w:r>
-              <w:rPr>
-                <w:sz w:val="20"/>
-              </w:rPr>
-              <w:t>Yes</w:t>
-            </w:r>
-          </w:p>
-        </w:tc>
-        <w:tc>
-          <w:tcPr>
-            <w:tcW w:type="dxa" w:w="3685"/>
-          </w:tcPr>
-          <w:p>
-            <w:r/>
-            <w:r>
-              <w:rPr>
-                <w:sz w:val="20"/>
-              </w:rPr>
-              <w:t>From CTA partial</w:t>
-            </w:r>
-          </w:p>
-        </w:tc>
-      </w:tr>
-      <w:tr>
-        <w:tc>
-          <w:tcPr>
-            <w:tcW w:type="dxa" w:w="1814"/>
-            <w:shd w:fill="D9E2F3"/>
-          </w:tcPr>
-          <w:p>
-            <w:r/>
-            <w:r>
-              <w:rPr>
-                <w:sz w:val="20"/>
-              </w:rPr>
-              <w:t>secondaryCtaType</w:t>
-            </w:r>
-          </w:p>
-        </w:tc>
-        <w:tc>
-          <w:tcPr>
-            <w:tcW w:type="dxa" w:w="2268"/>
-            <w:shd w:fill="D9E2F3"/>
-          </w:tcPr>
-          <w:p>
-            <w:r/>
-            <w:r>
-              <w:rPr>
-                <w:sz w:val="20"/>
-              </w:rPr>
-              <w:t>Secondary CTA Style</w:t>
-            </w:r>
-          </w:p>
-        </w:tc>
-        <w:tc>
-          <w:tcPr>
-            <w:tcW w:type="dxa" w:w="1587"/>
-            <w:shd w:fill="D9E2F3"/>
-          </w:tcPr>
-          <w:p>
-            <w:r/>
-            <w:r>
-              <w:rPr>
-                <w:sz w:val="20"/>
-              </w:rPr>
-              <w:t>select</w:t>
-            </w:r>
-          </w:p>
-        </w:tc>
-        <w:tc>
-          <w:tcPr>
-            <w:tcW w:type="dxa" w:w="850"/>
-            <w:shd w:fill="D9E2F3"/>
-          </w:tcPr>
-          <w:p>
-            <w:r/>
-            <w:r>
-              <w:rPr>
-                <w:sz w:val="20"/>
-              </w:rPr>
-              <w:t>Yes</w:t>
-            </w:r>
-          </w:p>
-        </w:tc>
-        <w:tc>
-          <w:tcPr>
-            <w:tcW w:type="dxa" w:w="3685"/>
-            <w:shd w:fill="D9E2F3"/>
-          </w:tcPr>
-          <w:p>
-            <w:r/>
-            <w:r>
-              <w:rPr>
-                <w:sz w:val="20"/>
-              </w:rPr>
-              <w:t>Options: Primary, Outline</w:t>
+              <w:t>Mobile-first; min-width breakpoints at 600px / 900px / 1200px</w:t>
             </w:r>
           </w:p>
         </w:tc>
@@ -2890,20 +3316,10 @@
     </w:tbl>
     <w:p>
       <w:pPr>
-        <w:pStyle w:val="Heading3"/>
+        <w:pStyle w:val="Heading2"/>
       </w:pPr>
       <w:r>
-        <w:t>1.3 Container vs Leaf Fields</w:t>
-      </w:r>
-    </w:p>
-    <w:p>
-      <w:r>
-        <w:t>The Hero block is a leaf block (flattened). All fields are on the block itself. There are no child items, no container behavior, and no repeatable groups.</w:t>
-      </w:r>
-    </w:p>
-    <w:p>
-      <w:r>
-        <w:t>The dual CTA (0, 1, or 2 buttons) is handled by two fixed CTA field groups (primary + secondary), not by repeatable child items.</w:t>
+        <w:t>3. Authoring Examples in Google Docs</w:t>
       </w:r>
     </w:p>
     <w:p>
@@ -2911,7 +3327,169 @@
         <w:pStyle w:val="Heading3"/>
       </w:pPr>
       <w:r>
-        <w:t>1.4 References, Fragments, and Nested Items</w:t>
+        <w:t>Example 1: Default Hero (Environmental page)</w:t>
+      </w:r>
+    </w:p>
+    <w:p>
+      <w:r>
+        <w:t>In Google Docs, the author creates:</w:t>
+      </w:r>
+    </w:p>
+    <w:p>
+      <w:pPr>
+        <w:pStyle w:val="ListNumber"/>
+      </w:pPr>
+      <w:r>
+        <w:t>Above the table (default content): Type "Environmental" and format as Heading 1</w:t>
+      </w:r>
+    </w:p>
+    <w:p>
+      <w:pPr>
+        <w:pStyle w:val="ListNumber"/>
+      </w:pPr>
+      <w:r>
+        <w:t>Insert table: 1 column × 1 row</w:t>
+      </w:r>
+    </w:p>
+    <w:p>
+      <w:pPr>
+        <w:pStyle w:val="ListNumber"/>
+      </w:pPr>
+      <w:r>
+        <w:t>Header row: Type Hero (gradient-overlay)</w:t>
+      </w:r>
+    </w:p>
+    <w:p>
+      <w:pPr>
+        <w:pStyle w:val="ListNumber"/>
+      </w:pPr>
+      <w:r>
+        <w:t>Row 1: Insert the background image (nature/grass photo)</w:t>
+      </w:r>
+    </w:p>
+    <w:p>
+      <w:r>
+        <w:t>That’s it — no subtitle, no description, no CTAs needed for this variant.</w:t>
+      </w:r>
+    </w:p>
+    <w:p>
+      <w:pPr>
+        <w:pStyle w:val="Heading3"/>
+      </w:pPr>
+      <w:r>
+        <w:t>Example 2: Foreground Image Hero (Volumescope page)</w:t>
+      </w:r>
+    </w:p>
+    <w:p>
+      <w:pPr>
+        <w:pStyle w:val="ListNumber"/>
+      </w:pPr>
+      <w:r>
+        <w:t>Above the table: Type "Volumescope 2 SEM" as Heading 1</w:t>
+      </w:r>
+    </w:p>
+    <w:p>
+      <w:pPr>
+        <w:pStyle w:val="ListNumber"/>
+      </w:pPr>
+      <w:r>
+        <w:t>Insert table: 2 columns × 4 rows</w:t>
+      </w:r>
+    </w:p>
+    <w:p>
+      <w:pPr>
+        <w:pStyle w:val="ListNumber"/>
+      </w:pPr>
+      <w:r>
+        <w:t>Header row: Type Hero (foreground-image)</w:t>
+      </w:r>
+    </w:p>
+    <w:p>
+      <w:pPr>
+        <w:pStyle w:val="ListNumber"/>
+      </w:pPr>
+      <w:r>
+        <w:t>Row 1, Col 1: Insert background image (gray gradient)</w:t>
+      </w:r>
+    </w:p>
+    <w:p>
+      <w:pPr>
+        <w:pStyle w:val="ListNumber"/>
+      </w:pPr>
+      <w:r>
+        <w:t>Row 1, Col 2: Insert foreground image (3D SEM + microscope)</w:t>
+      </w:r>
+    </w:p>
+    <w:p>
+      <w:pPr>
+        <w:pStyle w:val="ListNumber"/>
+      </w:pPr>
+      <w:r>
+        <w:t>Row 2: Leave empty (no subtitle)</w:t>
+      </w:r>
+    </w:p>
+    <w:p>
+      <w:pPr>
+        <w:pStyle w:val="ListNumber"/>
+      </w:pPr>
+      <w:r>
+        <w:t>Row 3: Type "Contact us" and hyperlink to the contact form URL</w:t>
+      </w:r>
+    </w:p>
+    <w:p>
+      <w:pPr>
+        <w:pStyle w:val="ListNumber"/>
+      </w:pPr>
+      <w:r>
+        <w:t>Row 4: Type "Download datasheet" and hyperlink to the datasheet URL</w:t>
+      </w:r>
+    </w:p>
+    <w:p>
+      <w:pPr>
+        <w:pStyle w:val="Heading3"/>
+      </w:pPr>
+      <w:r>
+        <w:t>Example 3: Image Focal Center Hero (Carrier Screening page)</w:t>
+      </w:r>
+    </w:p>
+    <w:p>
+      <w:pPr>
+        <w:pStyle w:val="ListNumber"/>
+      </w:pPr>
+      <w:r>
+        <w:t>Above the table: Type "Carrier Screening Information" as Heading 1</w:t>
+      </w:r>
+    </w:p>
+    <w:p>
+      <w:pPr>
+        <w:pStyle w:val="ListNumber"/>
+      </w:pPr>
+      <w:r>
+        <w:t>Insert table: 1 column × 1 row</w:t>
+      </w:r>
+    </w:p>
+    <w:p>
+      <w:pPr>
+        <w:pStyle w:val="ListNumber"/>
+      </w:pPr>
+      <w:r>
+        <w:t>Header row: Type Hero (image-focal-center)</w:t>
+      </w:r>
+    </w:p>
+    <w:p>
+      <w:pPr>
+        <w:pStyle w:val="ListNumber"/>
+      </w:pPr>
+      <w:r>
+        <w:t>Row 1: Insert the background image (teal DNA/embryo image)</w:t>
+      </w:r>
+    </w:p>
+    <w:p>
+      <w:pPr>
+        <w:pStyle w:val="Heading2"/>
+      </w:pPr>
+      <w:r>
+        <w:t>4. Derived / Auto-Generated Content</w:t>
       </w:r>
     </w:p>
     <w:tbl>
@@ -2940,7 +3518,7 @@
                 <w:color w:val="FFFFFF"/>
                 <w:sz w:val="20"/>
               </w:rPr>
-              <w:t>Reference Type</w:t>
+              <w:t>Content</w:t>
             </w:r>
           </w:p>
         </w:tc>
@@ -2957,7 +3535,7 @@
                 <w:color w:val="FFFFFF"/>
                 <w:sz w:val="20"/>
               </w:rPr>
-              <w:t>Field</w:t>
+              <w:t>Source</w:t>
             </w:r>
           </w:p>
         </w:tc>
@@ -2974,7 +3552,7 @@
                 <w:color w:val="FFFFFF"/>
                 <w:sz w:val="20"/>
               </w:rPr>
-              <w:t>UE Behavior</w:t>
+              <w:t>How It Works</w:t>
             </w:r>
           </w:p>
         </w:tc>
@@ -2990,7 +3568,7 @@
               <w:rPr>
                 <w:sz w:val="20"/>
               </w:rPr>
-              <w:t>Background image</w:t>
+              <w:t>H1 Heading</w:t>
             </w:r>
           </w:p>
         </w:tc>
@@ -3004,7 +3582,7 @@
               <w:rPr>
                 <w:sz w:val="20"/>
               </w:rPr>
-              <w:t>image (reference)</w:t>
+              <w:t>Default content above block table</w:t>
             </w:r>
           </w:p>
         </w:tc>
@@ -3018,7 +3596,7 @@
               <w:rPr>
                 <w:sz w:val="20"/>
               </w:rPr>
-              <w:t>Opens DAM asset picker — author browses and selects</w:t>
+              <w:t>Author types H1 as Heading 1 in the doc; rendered above the hero by EDS page decoration</w:t>
             </w:r>
           </w:p>
         </w:tc>
@@ -3035,7 +3613,7 @@
               <w:rPr>
                 <w:sz w:val="20"/>
               </w:rPr>
-              <w:t>Foreground image</w:t>
+              <w:t>Breadcrumb</w:t>
             </w:r>
           </w:p>
         </w:tc>
@@ -3050,7 +3628,7 @@
               <w:rPr>
                 <w:sz w:val="20"/>
               </w:rPr>
-              <w:t>foregroundImage (reference)</w:t>
+              <w:t>Site navigation hierarchy</w:t>
             </w:r>
           </w:p>
         </w:tc>
@@ -3065,7 +3643,7 @@
               <w:rPr>
                 <w:sz w:val="20"/>
               </w:rPr>
-              <w:t>Opens DAM asset picker — same behavior</w:t>
+              <w:t>Auto-generated from the page’s position in the content tree; not authored in the block</w:t>
             </w:r>
           </w:p>
         </w:tc>
@@ -3081,7 +3659,7 @@
               <w:rPr>
                 <w:sz w:val="20"/>
               </w:rPr>
-              <w:t>CTA links</w:t>
+              <w:t>Page Metadata</w:t>
             </w:r>
           </w:p>
         </w:tc>
@@ -3095,7 +3673,7 @@
               <w:rPr>
                 <w:sz w:val="20"/>
               </w:rPr>
-              <w:t>primaryCtaHref, secondaryCtaHref (text)</w:t>
+              <w:t>Metadata block table at bottom of doc</w:t>
             </w:r>
           </w:p>
         </w:tc>
@@ -3109,2227 +3687,12 @@
               <w:rPr>
                 <w:sz w:val="20"/>
               </w:rPr>
-              <w:t>Author types URL or content path manually</w:t>
-            </w:r>
-          </w:p>
-        </w:tc>
-      </w:tr>
-      <w:tr>
-        <w:tc>
-          <w:tcPr>
-            <w:tcW w:type="dxa" w:w="2268"/>
-            <w:shd w:fill="D9E2F3"/>
-          </w:tcPr>
-          <w:p>
-            <w:r/>
-            <w:r>
-              <w:rPr>
-                <w:sz w:val="20"/>
-              </w:rPr>
-              <w:t>H1 heading</w:t>
-            </w:r>
-          </w:p>
-        </w:tc>
-        <w:tc>
-          <w:tcPr>
-            <w:tcW w:type="dxa" w:w="3402"/>
-            <w:shd w:fill="D9E2F3"/>
-          </w:tcPr>
-          <w:p>
-            <w:r/>
-            <w:r>
-              <w:rPr>
-                <w:sz w:val="20"/>
-              </w:rPr>
-              <w:t>Derived from jcr:title on page node</w:t>
-            </w:r>
-          </w:p>
-        </w:tc>
-        <w:tc>
-          <w:tcPr>
-            <w:tcW w:type="dxa" w:w="4535"/>
-            <w:shd w:fill="D9E2F3"/>
-          </w:tcPr>
-          <w:p>
-            <w:r/>
-            <w:r>
-              <w:rPr>
-                <w:sz w:val="20"/>
-              </w:rPr>
-              <w:t>Not editable in block — author edits in Page Properties</w:t>
-            </w:r>
-          </w:p>
-        </w:tc>
-      </w:tr>
-      <w:tr>
-        <w:tc>
-          <w:tcPr>
-            <w:tcW w:type="dxa" w:w="2268"/>
-          </w:tcPr>
-          <w:p>
-            <w:r/>
-            <w:r>
-              <w:rPr>
-                <w:sz w:val="20"/>
-              </w:rPr>
-              <w:t>Breadcrumb trail</w:t>
-            </w:r>
-          </w:p>
-        </w:tc>
-        <w:tc>
-          <w:tcPr>
-            <w:tcW w:type="dxa" w:w="3402"/>
-          </w:tcPr>
-          <w:p>
-            <w:r/>
-            <w:r>
-              <w:rPr>
-                <w:sz w:val="20"/>
-              </w:rPr>
-              <w:t>Derived from content hierarchy / navigation</w:t>
-            </w:r>
-          </w:p>
-        </w:tc>
-        <w:tc>
-          <w:tcPr>
-            <w:tcW w:type="dxa" w:w="4535"/>
-          </w:tcPr>
-          <w:p>
-            <w:r/>
-            <w:r>
-              <w:rPr>
-                <w:sz w:val="20"/>
-              </w:rPr>
-              <w:t>Not editable — overlayBreadcrumb shows breadcrumb above Hero block</w:t>
+              <w:t>Title, description, og:image for SEO and social sharing</w:t>
             </w:r>
           </w:p>
         </w:tc>
       </w:tr>
     </w:tbl>
-    <w:p>
-      <w:r>
-        <w:t>No fragments or nested items are used by the Hero block.</w:t>
-      </w:r>
-    </w:p>
-    <w:p>
-      <w:pPr>
-        <w:pStyle w:val="Heading3"/>
-      </w:pPr>
-      <w:r>
-        <w:t>1.5 Block Registration — Component Definition</w:t>
-      </w:r>
-    </w:p>
-    <w:p>
-      <w:r>
-        <w:t>The Hero block is registered in component-definition.json (or blocks/hero/_hero.json) so that Universal Editor knows it exists and can present it in the block palette:</w:t>
-      </w:r>
-    </w:p>
-    <w:p>
-      <w:pPr>
-        <w:ind w:left="567"/>
-      </w:pPr>
-      <w:r>
-        <w:rPr>
-          <w:rFonts w:ascii="Consolas" w:hAnsi="Consolas"/>
-          <w:color w:val="333333"/>
-          <w:sz w:val="18"/>
-        </w:rPr>
-        <w:t>{</w:t>
-        <w:br/>
-        <w:t xml:space="preserve">  "title": "Hero",</w:t>
-        <w:br/>
-        <w:t xml:space="preserve">  "id": "hero",</w:t>
-        <w:br/>
-        <w:t xml:space="preserve">  "plugins": {</w:t>
-        <w:br/>
-        <w:t xml:space="preserve">    "xwalk": {</w:t>
-        <w:br/>
-        <w:t xml:space="preserve">      "page": {</w:t>
-        <w:br/>
-        <w:t xml:space="preserve">        "resourceType": "core/franklin/components/block/v1/block",</w:t>
-        <w:br/>
-        <w:t xml:space="preserve">        "template": {</w:t>
-        <w:br/>
-        <w:t xml:space="preserve">          "name": "Hero",</w:t>
-        <w:br/>
-        <w:t xml:space="preserve">          "model": "hero"</w:t>
-        <w:br/>
-        <w:t xml:space="preserve">        }</w:t>
-        <w:br/>
-        <w:t xml:space="preserve">      }</w:t>
-        <w:br/>
-        <w:t xml:space="preserve">    }</w:t>
-        <w:br/>
-        <w:t xml:space="preserve">  }</w:t>
-        <w:br/>
-        <w:t>}</w:t>
-      </w:r>
-    </w:p>
-    <w:p>
-      <w:pPr>
-        <w:pStyle w:val="Heading2"/>
-      </w:pPr>
-      <w:r>
-        <w:t>2. Component Model Definition (Field-Level)</w:t>
-      </w:r>
-    </w:p>
-    <w:p>
-      <w:pPr>
-        <w:pStyle w:val="Heading3"/>
-      </w:pPr>
-      <w:r>
-        <w:t>2.1 Field Definitions</w:t>
-      </w:r>
-    </w:p>
-    <w:tbl>
-      <w:tblPr>
-        <w:tblStyle w:val="TableGrid"/>
-        <w:tblW w:type="auto" w:w="0"/>
-        <w:jc w:val="left"/>
-        <w:tblLook w:firstColumn="1" w:firstRow="1" w:lastColumn="0" w:lastRow="0" w:noHBand="0" w:noVBand="1" w:val="04A0"/>
-      </w:tblPr>
-      <w:tblGrid>
-        <w:gridCol w:w="1234"/>
-        <w:gridCol w:w="1234"/>
-        <w:gridCol w:w="1234"/>
-        <w:gridCol w:w="1234"/>
-        <w:gridCol w:w="1234"/>
-        <w:gridCol w:w="1234"/>
-        <w:gridCol w:w="1234"/>
-      </w:tblGrid>
-      <w:tr>
-        <w:tc>
-          <w:tcPr>
-            <w:tcW w:type="dxa" w:w="1701"/>
-            <w:shd w:fill="4472C4"/>
-          </w:tcPr>
-          <w:p>
-            <w:r/>
-            <w:r>
-              <w:rPr>
-                <w:b/>
-                <w:color w:val="FFFFFF"/>
-                <w:sz w:val="20"/>
-              </w:rPr>
-              <w:t>Field</w:t>
-            </w:r>
-          </w:p>
-        </w:tc>
-        <w:tc>
-          <w:tcPr>
-            <w:tcW w:type="dxa" w:w="1134"/>
-            <w:shd w:fill="4472C4"/>
-          </w:tcPr>
-          <w:p>
-            <w:r/>
-            <w:r>
-              <w:rPr>
-                <w:b/>
-                <w:color w:val="FFFFFF"/>
-                <w:sz w:val="20"/>
-              </w:rPr>
-              <w:t>Component</w:t>
-            </w:r>
-          </w:p>
-        </w:tc>
-        <w:tc>
-          <w:tcPr>
-            <w:tcW w:type="dxa" w:w="1984"/>
-            <w:shd w:fill="4472C4"/>
-          </w:tcPr>
-          <w:p>
-            <w:r/>
-            <w:r>
-              <w:rPr>
-                <w:b/>
-                <w:color w:val="FFFFFF"/>
-                <w:sz w:val="20"/>
-              </w:rPr>
-              <w:t>Label</w:t>
-            </w:r>
-          </w:p>
-        </w:tc>
-        <w:tc>
-          <w:tcPr>
-            <w:tcW w:type="dxa" w:w="850"/>
-            <w:shd w:fill="4472C4"/>
-          </w:tcPr>
-          <w:p>
-            <w:r/>
-            <w:r>
-              <w:rPr>
-                <w:b/>
-                <w:color w:val="FFFFFF"/>
-                <w:sz w:val="20"/>
-              </w:rPr>
-              <w:t>Required</w:t>
-            </w:r>
-          </w:p>
-        </w:tc>
-        <w:tc>
-          <w:tcPr>
-            <w:tcW w:type="dxa" w:w="1134"/>
-            <w:shd w:fill="4472C4"/>
-          </w:tcPr>
-          <w:p>
-            <w:r/>
-            <w:r>
-              <w:rPr>
-                <w:b/>
-                <w:color w:val="FFFFFF"/>
-                <w:sz w:val="20"/>
-              </w:rPr>
-              <w:t>Default</w:t>
-            </w:r>
-          </w:p>
-        </w:tc>
-        <w:tc>
-          <w:tcPr>
-            <w:tcW w:type="dxa" w:w="1701"/>
-            <w:shd w:fill="4472C4"/>
-          </w:tcPr>
-          <w:p>
-            <w:r/>
-            <w:r>
-              <w:rPr>
-                <w:b/>
-                <w:color w:val="FFFFFF"/>
-                <w:sz w:val="20"/>
-              </w:rPr>
-              <w:t>Authored / Derived</w:t>
-            </w:r>
-          </w:p>
-        </w:tc>
-        <w:tc>
-          <w:tcPr>
-            <w:tcW w:type="dxa" w:w="1701"/>
-            <w:shd w:fill="4472C4"/>
-          </w:tcPr>
-          <w:p>
-            <w:r/>
-            <w:r>
-              <w:rPr>
-                <w:b/>
-                <w:color w:val="FFFFFF"/>
-                <w:sz w:val="20"/>
-              </w:rPr>
-              <w:t>Collapsed Into</w:t>
-            </w:r>
-          </w:p>
-        </w:tc>
-      </w:tr>
-      <w:tr>
-        <w:tc>
-          <w:tcPr>
-            <w:tcW w:type="dxa" w:w="1701"/>
-          </w:tcPr>
-          <w:p>
-            <w:r/>
-            <w:r>
-              <w:rPr>
-                <w:sz w:val="20"/>
-              </w:rPr>
-              <w:t>image</w:t>
-            </w:r>
-          </w:p>
-        </w:tc>
-        <w:tc>
-          <w:tcPr>
-            <w:tcW w:type="dxa" w:w="1134"/>
-          </w:tcPr>
-          <w:p>
-            <w:r/>
-            <w:r>
-              <w:rPr>
-                <w:sz w:val="20"/>
-              </w:rPr>
-              <w:t>reference</w:t>
-            </w:r>
-          </w:p>
-        </w:tc>
-        <w:tc>
-          <w:tcPr>
-            <w:tcW w:type="dxa" w:w="1984"/>
-          </w:tcPr>
-          <w:p>
-            <w:r/>
-            <w:r>
-              <w:rPr>
-                <w:sz w:val="20"/>
-              </w:rPr>
-              <w:t>Background Image</w:t>
-            </w:r>
-          </w:p>
-        </w:tc>
-        <w:tc>
-          <w:tcPr>
-            <w:tcW w:type="dxa" w:w="850"/>
-          </w:tcPr>
-          <w:p>
-            <w:r/>
-            <w:r>
-              <w:rPr>
-                <w:sz w:val="20"/>
-              </w:rPr>
-              <w:t>No</w:t>
-            </w:r>
-          </w:p>
-        </w:tc>
-        <w:tc>
-          <w:tcPr>
-            <w:tcW w:type="dxa" w:w="1134"/>
-          </w:tcPr>
-          <w:p>
-            <w:r/>
-            <w:r>
-              <w:rPr>
-                <w:sz w:val="20"/>
-              </w:rPr>
-              <w:t>—</w:t>
-            </w:r>
-          </w:p>
-        </w:tc>
-        <w:tc>
-          <w:tcPr>
-            <w:tcW w:type="dxa" w:w="1701"/>
-          </w:tcPr>
-          <w:p>
-            <w:r/>
-            <w:r>
-              <w:rPr>
-                <w:sz w:val="20"/>
-              </w:rPr>
-              <w:t>Authored</w:t>
-            </w:r>
-          </w:p>
-        </w:tc>
-        <w:tc>
-          <w:tcPr>
-            <w:tcW w:type="dxa" w:w="1701"/>
-          </w:tcPr>
-          <w:p>
-            <w:r/>
-            <w:r>
-              <w:rPr>
-                <w:sz w:val="20"/>
-              </w:rPr>
-              <w:t>—</w:t>
-            </w:r>
-          </w:p>
-        </w:tc>
-      </w:tr>
-      <w:tr>
-        <w:tc>
-          <w:tcPr>
-            <w:tcW w:type="dxa" w:w="1701"/>
-            <w:shd w:fill="D9E2F3"/>
-          </w:tcPr>
-          <w:p>
-            <w:r/>
-            <w:r>
-              <w:rPr>
-                <w:sz w:val="20"/>
-              </w:rPr>
-              <w:t>imageAlt</w:t>
-            </w:r>
-          </w:p>
-        </w:tc>
-        <w:tc>
-          <w:tcPr>
-            <w:tcW w:type="dxa" w:w="1134"/>
-            <w:shd w:fill="D9E2F3"/>
-          </w:tcPr>
-          <w:p>
-            <w:r/>
-            <w:r>
-              <w:rPr>
-                <w:sz w:val="20"/>
-              </w:rPr>
-              <w:t>text</w:t>
-            </w:r>
-          </w:p>
-        </w:tc>
-        <w:tc>
-          <w:tcPr>
-            <w:tcW w:type="dxa" w:w="1984"/>
-            <w:shd w:fill="D9E2F3"/>
-          </w:tcPr>
-          <w:p>
-            <w:r/>
-            <w:r>
-              <w:rPr>
-                <w:sz w:val="20"/>
-              </w:rPr>
-              <w:t>Background Image Alt</w:t>
-            </w:r>
-          </w:p>
-        </w:tc>
-        <w:tc>
-          <w:tcPr>
-            <w:tcW w:type="dxa" w:w="850"/>
-            <w:shd w:fill="D9E2F3"/>
-          </w:tcPr>
-          <w:p>
-            <w:r/>
-            <w:r>
-              <w:rPr>
-                <w:sz w:val="20"/>
-              </w:rPr>
-              <w:t>—</w:t>
-            </w:r>
-          </w:p>
-        </w:tc>
-        <w:tc>
-          <w:tcPr>
-            <w:tcW w:type="dxa" w:w="1134"/>
-            <w:shd w:fill="D9E2F3"/>
-          </w:tcPr>
-          <w:p>
-            <w:r/>
-            <w:r>
-              <w:rPr>
-                <w:sz w:val="20"/>
-              </w:rPr>
-              <w:t>""</w:t>
-            </w:r>
-          </w:p>
-        </w:tc>
-        <w:tc>
-          <w:tcPr>
-            <w:tcW w:type="dxa" w:w="1701"/>
-            <w:shd w:fill="D9E2F3"/>
-          </w:tcPr>
-          <w:p>
-            <w:r/>
-            <w:r>
-              <w:rPr>
-                <w:sz w:val="20"/>
-              </w:rPr>
-              <w:t>Authored</w:t>
-            </w:r>
-          </w:p>
-        </w:tc>
-        <w:tc>
-          <w:tcPr>
-            <w:tcW w:type="dxa" w:w="1701"/>
-            <w:shd w:fill="D9E2F3"/>
-          </w:tcPr>
-          <w:p>
-            <w:r/>
-            <w:r>
-              <w:rPr>
-                <w:sz w:val="20"/>
-              </w:rPr>
-              <w:t>Collapsed into image</w:t>
-            </w:r>
-          </w:p>
-        </w:tc>
-      </w:tr>
-      <w:tr>
-        <w:tc>
-          <w:tcPr>
-            <w:tcW w:type="dxa" w:w="1701"/>
-          </w:tcPr>
-          <w:p>
-            <w:r/>
-            <w:r>
-              <w:rPr>
-                <w:sz w:val="20"/>
-              </w:rPr>
-              <w:t>foregroundImage</w:t>
-            </w:r>
-          </w:p>
-        </w:tc>
-        <w:tc>
-          <w:tcPr>
-            <w:tcW w:type="dxa" w:w="1134"/>
-          </w:tcPr>
-          <w:p>
-            <w:r/>
-            <w:r>
-              <w:rPr>
-                <w:sz w:val="20"/>
-              </w:rPr>
-              <w:t>reference</w:t>
-            </w:r>
-          </w:p>
-        </w:tc>
-        <w:tc>
-          <w:tcPr>
-            <w:tcW w:type="dxa" w:w="1984"/>
-          </w:tcPr>
-          <w:p>
-            <w:r/>
-            <w:r>
-              <w:rPr>
-                <w:sz w:val="20"/>
-              </w:rPr>
-              <w:t>Foreground Image</w:t>
-            </w:r>
-          </w:p>
-        </w:tc>
-        <w:tc>
-          <w:tcPr>
-            <w:tcW w:type="dxa" w:w="850"/>
-          </w:tcPr>
-          <w:p>
-            <w:r/>
-            <w:r>
-              <w:rPr>
-                <w:sz w:val="20"/>
-              </w:rPr>
-              <w:t>No</w:t>
-            </w:r>
-          </w:p>
-        </w:tc>
-        <w:tc>
-          <w:tcPr>
-            <w:tcW w:type="dxa" w:w="1134"/>
-          </w:tcPr>
-          <w:p>
-            <w:r/>
-            <w:r>
-              <w:rPr>
-                <w:sz w:val="20"/>
-              </w:rPr>
-              <w:t>—</w:t>
-            </w:r>
-          </w:p>
-        </w:tc>
-        <w:tc>
-          <w:tcPr>
-            <w:tcW w:type="dxa" w:w="1701"/>
-          </w:tcPr>
-          <w:p>
-            <w:r/>
-            <w:r>
-              <w:rPr>
-                <w:sz w:val="20"/>
-              </w:rPr>
-              <w:t>Authored</w:t>
-            </w:r>
-          </w:p>
-        </w:tc>
-        <w:tc>
-          <w:tcPr>
-            <w:tcW w:type="dxa" w:w="1701"/>
-          </w:tcPr>
-          <w:p>
-            <w:r/>
-            <w:r>
-              <w:rPr>
-                <w:sz w:val="20"/>
-              </w:rPr>
-              <w:t>—</w:t>
-            </w:r>
-          </w:p>
-        </w:tc>
-      </w:tr>
-      <w:tr>
-        <w:tc>
-          <w:tcPr>
-            <w:tcW w:type="dxa" w:w="1701"/>
-            <w:shd w:fill="D9E2F3"/>
-          </w:tcPr>
-          <w:p>
-            <w:r/>
-            <w:r>
-              <w:rPr>
-                <w:sz w:val="20"/>
-              </w:rPr>
-              <w:t>foregroundImageAlt</w:t>
-            </w:r>
-          </w:p>
-        </w:tc>
-        <w:tc>
-          <w:tcPr>
-            <w:tcW w:type="dxa" w:w="1134"/>
-            <w:shd w:fill="D9E2F3"/>
-          </w:tcPr>
-          <w:p>
-            <w:r/>
-            <w:r>
-              <w:rPr>
-                <w:sz w:val="20"/>
-              </w:rPr>
-              <w:t>text</w:t>
-            </w:r>
-          </w:p>
-        </w:tc>
-        <w:tc>
-          <w:tcPr>
-            <w:tcW w:type="dxa" w:w="1984"/>
-            <w:shd w:fill="D9E2F3"/>
-          </w:tcPr>
-          <w:p>
-            <w:r/>
-            <w:r>
-              <w:rPr>
-                <w:sz w:val="20"/>
-              </w:rPr>
-              <w:t>Foreground Image Alt</w:t>
-            </w:r>
-          </w:p>
-        </w:tc>
-        <w:tc>
-          <w:tcPr>
-            <w:tcW w:type="dxa" w:w="850"/>
-            <w:shd w:fill="D9E2F3"/>
-          </w:tcPr>
-          <w:p>
-            <w:r/>
-            <w:r>
-              <w:rPr>
-                <w:sz w:val="20"/>
-              </w:rPr>
-              <w:t>Conditional</w:t>
-            </w:r>
-          </w:p>
-        </w:tc>
-        <w:tc>
-          <w:tcPr>
-            <w:tcW w:type="dxa" w:w="1134"/>
-            <w:shd w:fill="D9E2F3"/>
-          </w:tcPr>
-          <w:p>
-            <w:r/>
-            <w:r>
-              <w:rPr>
-                <w:sz w:val="20"/>
-              </w:rPr>
-              <w:t>""</w:t>
-            </w:r>
-          </w:p>
-        </w:tc>
-        <w:tc>
-          <w:tcPr>
-            <w:tcW w:type="dxa" w:w="1701"/>
-            <w:shd w:fill="D9E2F3"/>
-          </w:tcPr>
-          <w:p>
-            <w:r/>
-            <w:r>
-              <w:rPr>
-                <w:sz w:val="20"/>
-              </w:rPr>
-              <w:t>Authored</w:t>
-            </w:r>
-          </w:p>
-        </w:tc>
-        <w:tc>
-          <w:tcPr>
-            <w:tcW w:type="dxa" w:w="1701"/>
-            <w:shd w:fill="D9E2F3"/>
-          </w:tcPr>
-          <w:p>
-            <w:r/>
-            <w:r>
-              <w:rPr>
-                <w:sz w:val="20"/>
-              </w:rPr>
-              <w:t>Collapsed into foregroundImage</w:t>
-            </w:r>
-          </w:p>
-        </w:tc>
-      </w:tr>
-      <w:tr>
-        <w:tc>
-          <w:tcPr>
-            <w:tcW w:type="dxa" w:w="1701"/>
-          </w:tcPr>
-          <w:p>
-            <w:r/>
-            <w:r>
-              <w:rPr>
-                <w:sz w:val="20"/>
-              </w:rPr>
-              <w:t>subtitle</w:t>
-            </w:r>
-          </w:p>
-        </w:tc>
-        <w:tc>
-          <w:tcPr>
-            <w:tcW w:type="dxa" w:w="1134"/>
-          </w:tcPr>
-          <w:p>
-            <w:r/>
-            <w:r>
-              <w:rPr>
-                <w:sz w:val="20"/>
-              </w:rPr>
-              <w:t>text</w:t>
-            </w:r>
-          </w:p>
-        </w:tc>
-        <w:tc>
-          <w:tcPr>
-            <w:tcW w:type="dxa" w:w="1984"/>
-          </w:tcPr>
-          <w:p>
-            <w:r/>
-            <w:r>
-              <w:rPr>
-                <w:sz w:val="20"/>
-              </w:rPr>
-              <w:t>Subtitle</w:t>
-            </w:r>
-          </w:p>
-        </w:tc>
-        <w:tc>
-          <w:tcPr>
-            <w:tcW w:type="dxa" w:w="850"/>
-          </w:tcPr>
-          <w:p>
-            <w:r/>
-            <w:r>
-              <w:rPr>
-                <w:sz w:val="20"/>
-              </w:rPr>
-              <w:t>No</w:t>
-            </w:r>
-          </w:p>
-        </w:tc>
-        <w:tc>
-          <w:tcPr>
-            <w:tcW w:type="dxa" w:w="1134"/>
-          </w:tcPr>
-          <w:p>
-            <w:r/>
-            <w:r>
-              <w:rPr>
-                <w:sz w:val="20"/>
-              </w:rPr>
-              <w:t>""</w:t>
-            </w:r>
-          </w:p>
-        </w:tc>
-        <w:tc>
-          <w:tcPr>
-            <w:tcW w:type="dxa" w:w="1701"/>
-          </w:tcPr>
-          <w:p>
-            <w:r/>
-            <w:r>
-              <w:rPr>
-                <w:sz w:val="20"/>
-              </w:rPr>
-              <w:t>Authored</w:t>
-            </w:r>
-          </w:p>
-        </w:tc>
-        <w:tc>
-          <w:tcPr>
-            <w:tcW w:type="dxa" w:w="1701"/>
-          </w:tcPr>
-          <w:p>
-            <w:r/>
-            <w:r>
-              <w:rPr>
-                <w:sz w:val="20"/>
-              </w:rPr>
-              <w:t>—</w:t>
-            </w:r>
-          </w:p>
-        </w:tc>
-      </w:tr>
-      <w:tr>
-        <w:tc>
-          <w:tcPr>
-            <w:tcW w:type="dxa" w:w="1701"/>
-            <w:shd w:fill="D9E2F3"/>
-          </w:tcPr>
-          <w:p>
-            <w:r/>
-            <w:r>
-              <w:rPr>
-                <w:sz w:val="20"/>
-              </w:rPr>
-              <w:t>description</w:t>
-            </w:r>
-          </w:p>
-        </w:tc>
-        <w:tc>
-          <w:tcPr>
-            <w:tcW w:type="dxa" w:w="1134"/>
-            <w:shd w:fill="D9E2F3"/>
-          </w:tcPr>
-          <w:p>
-            <w:r/>
-            <w:r>
-              <w:rPr>
-                <w:sz w:val="20"/>
-              </w:rPr>
-              <w:t>richtext</w:t>
-            </w:r>
-          </w:p>
-        </w:tc>
-        <w:tc>
-          <w:tcPr>
-            <w:tcW w:type="dxa" w:w="1984"/>
-            <w:shd w:fill="D9E2F3"/>
-          </w:tcPr>
-          <w:p>
-            <w:r/>
-            <w:r>
-              <w:rPr>
-                <w:sz w:val="20"/>
-              </w:rPr>
-              <w:t>Description</w:t>
-            </w:r>
-          </w:p>
-        </w:tc>
-        <w:tc>
-          <w:tcPr>
-            <w:tcW w:type="dxa" w:w="850"/>
-            <w:shd w:fill="D9E2F3"/>
-          </w:tcPr>
-          <w:p>
-            <w:r/>
-            <w:r>
-              <w:rPr>
-                <w:sz w:val="20"/>
-              </w:rPr>
-              <w:t>No</w:t>
-            </w:r>
-          </w:p>
-        </w:tc>
-        <w:tc>
-          <w:tcPr>
-            <w:tcW w:type="dxa" w:w="1134"/>
-            <w:shd w:fill="D9E2F3"/>
-          </w:tcPr>
-          <w:p>
-            <w:r/>
-            <w:r>
-              <w:rPr>
-                <w:sz w:val="20"/>
-              </w:rPr>
-              <w:t>""</w:t>
-            </w:r>
-          </w:p>
-        </w:tc>
-        <w:tc>
-          <w:tcPr>
-            <w:tcW w:type="dxa" w:w="1701"/>
-            <w:shd w:fill="D9E2F3"/>
-          </w:tcPr>
-          <w:p>
-            <w:r/>
-            <w:r>
-              <w:rPr>
-                <w:sz w:val="20"/>
-              </w:rPr>
-              <w:t>Authored</w:t>
-            </w:r>
-          </w:p>
-        </w:tc>
-        <w:tc>
-          <w:tcPr>
-            <w:tcW w:type="dxa" w:w="1701"/>
-            <w:shd w:fill="D9E2F3"/>
-          </w:tcPr>
-          <w:p>
-            <w:r/>
-            <w:r>
-              <w:rPr>
-                <w:sz w:val="20"/>
-              </w:rPr>
-              <w:t>—</w:t>
-            </w:r>
-          </w:p>
-        </w:tc>
-      </w:tr>
-      <w:tr>
-        <w:tc>
-          <w:tcPr>
-            <w:tcW w:type="dxa" w:w="1701"/>
-          </w:tcPr>
-          <w:p>
-            <w:r/>
-            <w:r>
-              <w:rPr>
-                <w:sz w:val="20"/>
-              </w:rPr>
-              <w:t>overlayBreadcrumb</w:t>
-            </w:r>
-          </w:p>
-        </w:tc>
-        <w:tc>
-          <w:tcPr>
-            <w:tcW w:type="dxa" w:w="1134"/>
-          </w:tcPr>
-          <w:p>
-            <w:r/>
-            <w:r>
-              <w:rPr>
-                <w:sz w:val="20"/>
-              </w:rPr>
-              <w:t>boolean</w:t>
-            </w:r>
-          </w:p>
-        </w:tc>
-        <w:tc>
-          <w:tcPr>
-            <w:tcW w:type="dxa" w:w="1984"/>
-          </w:tcPr>
-          <w:p>
-            <w:r/>
-            <w:r>
-              <w:rPr>
-                <w:sz w:val="20"/>
-              </w:rPr>
-              <w:t>Show Breadcrumb</w:t>
-            </w:r>
-          </w:p>
-        </w:tc>
-        <w:tc>
-          <w:tcPr>
-            <w:tcW w:type="dxa" w:w="850"/>
-          </w:tcPr>
-          <w:p>
-            <w:r/>
-            <w:r>
-              <w:rPr>
-                <w:sz w:val="20"/>
-              </w:rPr>
-              <w:t>No</w:t>
-            </w:r>
-          </w:p>
-        </w:tc>
-        <w:tc>
-          <w:tcPr>
-            <w:tcW w:type="dxa" w:w="1134"/>
-          </w:tcPr>
-          <w:p>
-            <w:r/>
-            <w:r>
-              <w:rPr>
-                <w:sz w:val="20"/>
-              </w:rPr>
-              <w:t>false</w:t>
-            </w:r>
-          </w:p>
-        </w:tc>
-        <w:tc>
-          <w:tcPr>
-            <w:tcW w:type="dxa" w:w="1701"/>
-          </w:tcPr>
-          <w:p>
-            <w:r/>
-            <w:r>
-              <w:rPr>
-                <w:sz w:val="20"/>
-              </w:rPr>
-              <w:t>Authored</w:t>
-            </w:r>
-          </w:p>
-        </w:tc>
-        <w:tc>
-          <w:tcPr>
-            <w:tcW w:type="dxa" w:w="1701"/>
-          </w:tcPr>
-          <w:p>
-            <w:r/>
-            <w:r>
-              <w:rPr>
-                <w:sz w:val="20"/>
-              </w:rPr>
-              <w:t>—</w:t>
-            </w:r>
-          </w:p>
-        </w:tc>
-      </w:tr>
-      <w:tr>
-        <w:tc>
-          <w:tcPr>
-            <w:tcW w:type="dxa" w:w="1701"/>
-            <w:shd w:fill="D9E2F3"/>
-          </w:tcPr>
-          <w:p>
-            <w:r/>
-            <w:r>
-              <w:rPr>
-                <w:sz w:val="20"/>
-              </w:rPr>
-              <w:t>primaryCtaLabel</w:t>
-            </w:r>
-          </w:p>
-        </w:tc>
-        <w:tc>
-          <w:tcPr>
-            <w:tcW w:type="dxa" w:w="1134"/>
-            <w:shd w:fill="D9E2F3"/>
-          </w:tcPr>
-          <w:p>
-            <w:r/>
-            <w:r>
-              <w:rPr>
-                <w:sz w:val="20"/>
-              </w:rPr>
-              <w:t>text</w:t>
-            </w:r>
-          </w:p>
-        </w:tc>
-        <w:tc>
-          <w:tcPr>
-            <w:tcW w:type="dxa" w:w="1984"/>
-            <w:shd w:fill="D9E2F3"/>
-          </w:tcPr>
-          <w:p>
-            <w:r/>
-            <w:r>
-              <w:rPr>
-                <w:sz w:val="20"/>
-              </w:rPr>
-              <w:t>Primary CTA Text</w:t>
-            </w:r>
-          </w:p>
-        </w:tc>
-        <w:tc>
-          <w:tcPr>
-            <w:tcW w:type="dxa" w:w="850"/>
-            <w:shd w:fill="D9E2F3"/>
-          </w:tcPr>
-          <w:p>
-            <w:r/>
-            <w:r>
-              <w:rPr>
-                <w:sz w:val="20"/>
-              </w:rPr>
-              <w:t>No</w:t>
-            </w:r>
-          </w:p>
-        </w:tc>
-        <w:tc>
-          <w:tcPr>
-            <w:tcW w:type="dxa" w:w="1134"/>
-            <w:shd w:fill="D9E2F3"/>
-          </w:tcPr>
-          <w:p>
-            <w:r/>
-            <w:r>
-              <w:rPr>
-                <w:sz w:val="20"/>
-              </w:rPr>
-              <w:t>—</w:t>
-            </w:r>
-          </w:p>
-        </w:tc>
-        <w:tc>
-          <w:tcPr>
-            <w:tcW w:type="dxa" w:w="1701"/>
-            <w:shd w:fill="D9E2F3"/>
-          </w:tcPr>
-          <w:p>
-            <w:r/>
-            <w:r>
-              <w:rPr>
-                <w:sz w:val="20"/>
-              </w:rPr>
-              <w:t>Authored (CTA partial)</w:t>
-            </w:r>
-          </w:p>
-        </w:tc>
-        <w:tc>
-          <w:tcPr>
-            <w:tcW w:type="dxa" w:w="1701"/>
-            <w:shd w:fill="D9E2F3"/>
-          </w:tcPr>
-          <w:p>
-            <w:r/>
-            <w:r>
-              <w:rPr>
-                <w:sz w:val="20"/>
-              </w:rPr>
-              <w:t>—</w:t>
-            </w:r>
-          </w:p>
-        </w:tc>
-      </w:tr>
-      <w:tr>
-        <w:tc>
-          <w:tcPr>
-            <w:tcW w:type="dxa" w:w="1701"/>
-          </w:tcPr>
-          <w:p>
-            <w:r/>
-            <w:r>
-              <w:rPr>
-                <w:sz w:val="20"/>
-              </w:rPr>
-              <w:t>primaryCtaHref</w:t>
-            </w:r>
-          </w:p>
-        </w:tc>
-        <w:tc>
-          <w:tcPr>
-            <w:tcW w:type="dxa" w:w="1134"/>
-          </w:tcPr>
-          <w:p>
-            <w:r/>
-            <w:r>
-              <w:rPr>
-                <w:sz w:val="20"/>
-              </w:rPr>
-              <w:t>text</w:t>
-            </w:r>
-          </w:p>
-        </w:tc>
-        <w:tc>
-          <w:tcPr>
-            <w:tcW w:type="dxa" w:w="1984"/>
-          </w:tcPr>
-          <w:p>
-            <w:r/>
-            <w:r>
-              <w:rPr>
-                <w:sz w:val="20"/>
-              </w:rPr>
-              <w:t>Primary CTA URL</w:t>
-            </w:r>
-          </w:p>
-        </w:tc>
-        <w:tc>
-          <w:tcPr>
-            <w:tcW w:type="dxa" w:w="850"/>
-          </w:tcPr>
-          <w:p>
-            <w:r/>
-            <w:r>
-              <w:rPr>
-                <w:sz w:val="20"/>
-              </w:rPr>
-              <w:t>No</w:t>
-            </w:r>
-          </w:p>
-        </w:tc>
-        <w:tc>
-          <w:tcPr>
-            <w:tcW w:type="dxa" w:w="1134"/>
-          </w:tcPr>
-          <w:p>
-            <w:r/>
-            <w:r>
-              <w:rPr>
-                <w:sz w:val="20"/>
-              </w:rPr>
-              <w:t>—</w:t>
-            </w:r>
-          </w:p>
-        </w:tc>
-        <w:tc>
-          <w:tcPr>
-            <w:tcW w:type="dxa" w:w="1701"/>
-          </w:tcPr>
-          <w:p>
-            <w:r/>
-            <w:r>
-              <w:rPr>
-                <w:sz w:val="20"/>
-              </w:rPr>
-              <w:t>Authored (CTA partial)</w:t>
-            </w:r>
-          </w:p>
-        </w:tc>
-        <w:tc>
-          <w:tcPr>
-            <w:tcW w:type="dxa" w:w="1701"/>
-          </w:tcPr>
-          <w:p>
-            <w:r/>
-            <w:r>
-              <w:rPr>
-                <w:sz w:val="20"/>
-              </w:rPr>
-              <w:t>—</w:t>
-            </w:r>
-          </w:p>
-        </w:tc>
-      </w:tr>
-      <w:tr>
-        <w:tc>
-          <w:tcPr>
-            <w:tcW w:type="dxa" w:w="1701"/>
-            <w:shd w:fill="D9E2F3"/>
-          </w:tcPr>
-          <w:p>
-            <w:r/>
-            <w:r>
-              <w:rPr>
-                <w:sz w:val="20"/>
-              </w:rPr>
-              <w:t>primaryCtaExternal</w:t>
-            </w:r>
-          </w:p>
-        </w:tc>
-        <w:tc>
-          <w:tcPr>
-            <w:tcW w:type="dxa" w:w="1134"/>
-            <w:shd w:fill="D9E2F3"/>
-          </w:tcPr>
-          <w:p>
-            <w:r/>
-            <w:r>
-              <w:rPr>
-                <w:sz w:val="20"/>
-              </w:rPr>
-              <w:t>boolean</w:t>
-            </w:r>
-          </w:p>
-        </w:tc>
-        <w:tc>
-          <w:tcPr>
-            <w:tcW w:type="dxa" w:w="1984"/>
-            <w:shd w:fill="D9E2F3"/>
-          </w:tcPr>
-          <w:p>
-            <w:r/>
-            <w:r>
-              <w:rPr>
-                <w:sz w:val="20"/>
-              </w:rPr>
-              <w:t>Primary CTA Open in New Tab</w:t>
-            </w:r>
-          </w:p>
-        </w:tc>
-        <w:tc>
-          <w:tcPr>
-            <w:tcW w:type="dxa" w:w="850"/>
-            <w:shd w:fill="D9E2F3"/>
-          </w:tcPr>
-          <w:p>
-            <w:r/>
-            <w:r>
-              <w:rPr>
-                <w:sz w:val="20"/>
-              </w:rPr>
-              <w:t>No</w:t>
-            </w:r>
-          </w:p>
-        </w:tc>
-        <w:tc>
-          <w:tcPr>
-            <w:tcW w:type="dxa" w:w="1134"/>
-            <w:shd w:fill="D9E2F3"/>
-          </w:tcPr>
-          <w:p>
-            <w:r/>
-            <w:r>
-              <w:rPr>
-                <w:sz w:val="20"/>
-              </w:rPr>
-              <w:t>false</w:t>
-            </w:r>
-          </w:p>
-        </w:tc>
-        <w:tc>
-          <w:tcPr>
-            <w:tcW w:type="dxa" w:w="1701"/>
-            <w:shd w:fill="D9E2F3"/>
-          </w:tcPr>
-          <w:p>
-            <w:r/>
-            <w:r>
-              <w:rPr>
-                <w:sz w:val="20"/>
-              </w:rPr>
-              <w:t>Authored (CTA partial)</w:t>
-            </w:r>
-          </w:p>
-        </w:tc>
-        <w:tc>
-          <w:tcPr>
-            <w:tcW w:type="dxa" w:w="1701"/>
-            <w:shd w:fill="D9E2F3"/>
-          </w:tcPr>
-          <w:p>
-            <w:r/>
-            <w:r>
-              <w:rPr>
-                <w:sz w:val="20"/>
-              </w:rPr>
-              <w:t>—</w:t>
-            </w:r>
-          </w:p>
-        </w:tc>
-      </w:tr>
-      <w:tr>
-        <w:tc>
-          <w:tcPr>
-            <w:tcW w:type="dxa" w:w="1701"/>
-          </w:tcPr>
-          <w:p>
-            <w:r/>
-            <w:r>
-              <w:rPr>
-                <w:sz w:val="20"/>
-              </w:rPr>
-              <w:t>primaryCtaType</w:t>
-            </w:r>
-          </w:p>
-        </w:tc>
-        <w:tc>
-          <w:tcPr>
-            <w:tcW w:type="dxa" w:w="1134"/>
-          </w:tcPr>
-          <w:p>
-            <w:r/>
-            <w:r>
-              <w:rPr>
-                <w:sz w:val="20"/>
-              </w:rPr>
-              <w:t>select</w:t>
-            </w:r>
-          </w:p>
-        </w:tc>
-        <w:tc>
-          <w:tcPr>
-            <w:tcW w:type="dxa" w:w="1984"/>
-          </w:tcPr>
-          <w:p>
-            <w:r/>
-            <w:r>
-              <w:rPr>
-                <w:sz w:val="20"/>
-              </w:rPr>
-              <w:t>Primary CTA Style</w:t>
-            </w:r>
-          </w:p>
-        </w:tc>
-        <w:tc>
-          <w:tcPr>
-            <w:tcW w:type="dxa" w:w="850"/>
-          </w:tcPr>
-          <w:p>
-            <w:r/>
-            <w:r>
-              <w:rPr>
-                <w:sz w:val="20"/>
-              </w:rPr>
-              <w:t>No</w:t>
-            </w:r>
-          </w:p>
-        </w:tc>
-        <w:tc>
-          <w:tcPr>
-            <w:tcW w:type="dxa" w:w="1134"/>
-          </w:tcPr>
-          <w:p>
-            <w:r/>
-            <w:r>
-              <w:rPr>
-                <w:sz w:val="20"/>
-              </w:rPr>
-              <w:t>"primary"</w:t>
-            </w:r>
-          </w:p>
-        </w:tc>
-        <w:tc>
-          <w:tcPr>
-            <w:tcW w:type="dxa" w:w="1701"/>
-          </w:tcPr>
-          <w:p>
-            <w:r/>
-            <w:r>
-              <w:rPr>
-                <w:sz w:val="20"/>
-              </w:rPr>
-              <w:t>Authored (CTA partial)</w:t>
-            </w:r>
-          </w:p>
-        </w:tc>
-        <w:tc>
-          <w:tcPr>
-            <w:tcW w:type="dxa" w:w="1701"/>
-          </w:tcPr>
-          <w:p>
-            <w:r/>
-            <w:r>
-              <w:rPr>
-                <w:sz w:val="20"/>
-              </w:rPr>
-              <w:t>—</w:t>
-            </w:r>
-          </w:p>
-        </w:tc>
-      </w:tr>
-      <w:tr>
-        <w:tc>
-          <w:tcPr>
-            <w:tcW w:type="dxa" w:w="1701"/>
-            <w:shd w:fill="D9E2F3"/>
-          </w:tcPr>
-          <w:p>
-            <w:r/>
-            <w:r>
-              <w:rPr>
-                <w:sz w:val="20"/>
-              </w:rPr>
-              <w:t>secondaryCtaLabel</w:t>
-            </w:r>
-          </w:p>
-        </w:tc>
-        <w:tc>
-          <w:tcPr>
-            <w:tcW w:type="dxa" w:w="1134"/>
-            <w:shd w:fill="D9E2F3"/>
-          </w:tcPr>
-          <w:p>
-            <w:r/>
-            <w:r>
-              <w:rPr>
-                <w:sz w:val="20"/>
-              </w:rPr>
-              <w:t>text</w:t>
-            </w:r>
-          </w:p>
-        </w:tc>
-        <w:tc>
-          <w:tcPr>
-            <w:tcW w:type="dxa" w:w="1984"/>
-            <w:shd w:fill="D9E2F3"/>
-          </w:tcPr>
-          <w:p>
-            <w:r/>
-            <w:r>
-              <w:rPr>
-                <w:sz w:val="20"/>
-              </w:rPr>
-              <w:t>Secondary CTA Text</w:t>
-            </w:r>
-          </w:p>
-        </w:tc>
-        <w:tc>
-          <w:tcPr>
-            <w:tcW w:type="dxa" w:w="850"/>
-            <w:shd w:fill="D9E2F3"/>
-          </w:tcPr>
-          <w:p>
-            <w:r/>
-            <w:r>
-              <w:rPr>
-                <w:sz w:val="20"/>
-              </w:rPr>
-              <w:t>No</w:t>
-            </w:r>
-          </w:p>
-        </w:tc>
-        <w:tc>
-          <w:tcPr>
-            <w:tcW w:type="dxa" w:w="1134"/>
-            <w:shd w:fill="D9E2F3"/>
-          </w:tcPr>
-          <w:p>
-            <w:r/>
-            <w:r>
-              <w:rPr>
-                <w:sz w:val="20"/>
-              </w:rPr>
-              <w:t>—</w:t>
-            </w:r>
-          </w:p>
-        </w:tc>
-        <w:tc>
-          <w:tcPr>
-            <w:tcW w:type="dxa" w:w="1701"/>
-            <w:shd w:fill="D9E2F3"/>
-          </w:tcPr>
-          <w:p>
-            <w:r/>
-            <w:r>
-              <w:rPr>
-                <w:sz w:val="20"/>
-              </w:rPr>
-              <w:t>Authored (CTA partial)</w:t>
-            </w:r>
-          </w:p>
-        </w:tc>
-        <w:tc>
-          <w:tcPr>
-            <w:tcW w:type="dxa" w:w="1701"/>
-            <w:shd w:fill="D9E2F3"/>
-          </w:tcPr>
-          <w:p>
-            <w:r/>
-            <w:r>
-              <w:rPr>
-                <w:sz w:val="20"/>
-              </w:rPr>
-              <w:t>—</w:t>
-            </w:r>
-          </w:p>
-        </w:tc>
-      </w:tr>
-      <w:tr>
-        <w:tc>
-          <w:tcPr>
-            <w:tcW w:type="dxa" w:w="1701"/>
-          </w:tcPr>
-          <w:p>
-            <w:r/>
-            <w:r>
-              <w:rPr>
-                <w:sz w:val="20"/>
-              </w:rPr>
-              <w:t>secondaryCtaHref</w:t>
-            </w:r>
-          </w:p>
-        </w:tc>
-        <w:tc>
-          <w:tcPr>
-            <w:tcW w:type="dxa" w:w="1134"/>
-          </w:tcPr>
-          <w:p>
-            <w:r/>
-            <w:r>
-              <w:rPr>
-                <w:sz w:val="20"/>
-              </w:rPr>
-              <w:t>text</w:t>
-            </w:r>
-          </w:p>
-        </w:tc>
-        <w:tc>
-          <w:tcPr>
-            <w:tcW w:type="dxa" w:w="1984"/>
-          </w:tcPr>
-          <w:p>
-            <w:r/>
-            <w:r>
-              <w:rPr>
-                <w:sz w:val="20"/>
-              </w:rPr>
-              <w:t>Secondary CTA URL</w:t>
-            </w:r>
-          </w:p>
-        </w:tc>
-        <w:tc>
-          <w:tcPr>
-            <w:tcW w:type="dxa" w:w="850"/>
-          </w:tcPr>
-          <w:p>
-            <w:r/>
-            <w:r>
-              <w:rPr>
-                <w:sz w:val="20"/>
-              </w:rPr>
-              <w:t>No</w:t>
-            </w:r>
-          </w:p>
-        </w:tc>
-        <w:tc>
-          <w:tcPr>
-            <w:tcW w:type="dxa" w:w="1134"/>
-          </w:tcPr>
-          <w:p>
-            <w:r/>
-            <w:r>
-              <w:rPr>
-                <w:sz w:val="20"/>
-              </w:rPr>
-              <w:t>—</w:t>
-            </w:r>
-          </w:p>
-        </w:tc>
-        <w:tc>
-          <w:tcPr>
-            <w:tcW w:type="dxa" w:w="1701"/>
-          </w:tcPr>
-          <w:p>
-            <w:r/>
-            <w:r>
-              <w:rPr>
-                <w:sz w:val="20"/>
-              </w:rPr>
-              <w:t>Authored (CTA partial)</w:t>
-            </w:r>
-          </w:p>
-        </w:tc>
-        <w:tc>
-          <w:tcPr>
-            <w:tcW w:type="dxa" w:w="1701"/>
-          </w:tcPr>
-          <w:p>
-            <w:r/>
-            <w:r>
-              <w:rPr>
-                <w:sz w:val="20"/>
-              </w:rPr>
-              <w:t>—</w:t>
-            </w:r>
-          </w:p>
-        </w:tc>
-      </w:tr>
-      <w:tr>
-        <w:tc>
-          <w:tcPr>
-            <w:tcW w:type="dxa" w:w="1701"/>
-            <w:shd w:fill="D9E2F3"/>
-          </w:tcPr>
-          <w:p>
-            <w:r/>
-            <w:r>
-              <w:rPr>
-                <w:sz w:val="20"/>
-              </w:rPr>
-              <w:t>secondaryCtaExternal</w:t>
-            </w:r>
-          </w:p>
-        </w:tc>
-        <w:tc>
-          <w:tcPr>
-            <w:tcW w:type="dxa" w:w="1134"/>
-            <w:shd w:fill="D9E2F3"/>
-          </w:tcPr>
-          <w:p>
-            <w:r/>
-            <w:r>
-              <w:rPr>
-                <w:sz w:val="20"/>
-              </w:rPr>
-              <w:t>boolean</w:t>
-            </w:r>
-          </w:p>
-        </w:tc>
-        <w:tc>
-          <w:tcPr>
-            <w:tcW w:type="dxa" w:w="1984"/>
-            <w:shd w:fill="D9E2F3"/>
-          </w:tcPr>
-          <w:p>
-            <w:r/>
-            <w:r>
-              <w:rPr>
-                <w:sz w:val="20"/>
-              </w:rPr>
-              <w:t>Secondary CTA Open in New Tab</w:t>
-            </w:r>
-          </w:p>
-        </w:tc>
-        <w:tc>
-          <w:tcPr>
-            <w:tcW w:type="dxa" w:w="850"/>
-            <w:shd w:fill="D9E2F3"/>
-          </w:tcPr>
-          <w:p>
-            <w:r/>
-            <w:r>
-              <w:rPr>
-                <w:sz w:val="20"/>
-              </w:rPr>
-              <w:t>No</w:t>
-            </w:r>
-          </w:p>
-        </w:tc>
-        <w:tc>
-          <w:tcPr>
-            <w:tcW w:type="dxa" w:w="1134"/>
-            <w:shd w:fill="D9E2F3"/>
-          </w:tcPr>
-          <w:p>
-            <w:r/>
-            <w:r>
-              <w:rPr>
-                <w:sz w:val="20"/>
-              </w:rPr>
-              <w:t>false</w:t>
-            </w:r>
-          </w:p>
-        </w:tc>
-        <w:tc>
-          <w:tcPr>
-            <w:tcW w:type="dxa" w:w="1701"/>
-            <w:shd w:fill="D9E2F3"/>
-          </w:tcPr>
-          <w:p>
-            <w:r/>
-            <w:r>
-              <w:rPr>
-                <w:sz w:val="20"/>
-              </w:rPr>
-              <w:t>Authored (CTA partial)</w:t>
-            </w:r>
-          </w:p>
-        </w:tc>
-        <w:tc>
-          <w:tcPr>
-            <w:tcW w:type="dxa" w:w="1701"/>
-            <w:shd w:fill="D9E2F3"/>
-          </w:tcPr>
-          <w:p>
-            <w:r/>
-            <w:r>
-              <w:rPr>
-                <w:sz w:val="20"/>
-              </w:rPr>
-              <w:t>—</w:t>
-            </w:r>
-          </w:p>
-        </w:tc>
-      </w:tr>
-      <w:tr>
-        <w:tc>
-          <w:tcPr>
-            <w:tcW w:type="dxa" w:w="1701"/>
-          </w:tcPr>
-          <w:p>
-            <w:r/>
-            <w:r>
-              <w:rPr>
-                <w:sz w:val="20"/>
-              </w:rPr>
-              <w:t>secondaryCtaType</w:t>
-            </w:r>
-          </w:p>
-        </w:tc>
-        <w:tc>
-          <w:tcPr>
-            <w:tcW w:type="dxa" w:w="1134"/>
-          </w:tcPr>
-          <w:p>
-            <w:r/>
-            <w:r>
-              <w:rPr>
-                <w:sz w:val="20"/>
-              </w:rPr>
-              <w:t>select</w:t>
-            </w:r>
-          </w:p>
-        </w:tc>
-        <w:tc>
-          <w:tcPr>
-            <w:tcW w:type="dxa" w:w="1984"/>
-          </w:tcPr>
-          <w:p>
-            <w:r/>
-            <w:r>
-              <w:rPr>
-                <w:sz w:val="20"/>
-              </w:rPr>
-              <w:t>Secondary CTA Style</w:t>
-            </w:r>
-          </w:p>
-        </w:tc>
-        <w:tc>
-          <w:tcPr>
-            <w:tcW w:type="dxa" w:w="850"/>
-          </w:tcPr>
-          <w:p>
-            <w:r/>
-            <w:r>
-              <w:rPr>
-                <w:sz w:val="20"/>
-              </w:rPr>
-              <w:t>No</w:t>
-            </w:r>
-          </w:p>
-        </w:tc>
-        <w:tc>
-          <w:tcPr>
-            <w:tcW w:type="dxa" w:w="1134"/>
-          </w:tcPr>
-          <w:p>
-            <w:r/>
-            <w:r>
-              <w:rPr>
-                <w:sz w:val="20"/>
-              </w:rPr>
-              <w:t>"outline"</w:t>
-            </w:r>
-          </w:p>
-        </w:tc>
-        <w:tc>
-          <w:tcPr>
-            <w:tcW w:type="dxa" w:w="1701"/>
-          </w:tcPr>
-          <w:p>
-            <w:r/>
-            <w:r>
-              <w:rPr>
-                <w:sz w:val="20"/>
-              </w:rPr>
-              <w:t>Authored (CTA partial)</w:t>
-            </w:r>
-          </w:p>
-        </w:tc>
-        <w:tc>
-          <w:tcPr>
-            <w:tcW w:type="dxa" w:w="1701"/>
-          </w:tcPr>
-          <w:p>
-            <w:r/>
-            <w:r>
-              <w:rPr>
-                <w:sz w:val="20"/>
-              </w:rPr>
-              <w:t>—</w:t>
-            </w:r>
-          </w:p>
-        </w:tc>
-      </w:tr>
-      <w:tr>
-        <w:tc>
-          <w:tcPr>
-            <w:tcW w:type="dxa" w:w="1701"/>
-            <w:shd w:fill="D9E2F3"/>
-          </w:tcPr>
-          <w:p>
-            <w:r/>
-            <w:r>
-              <w:rPr>
-                <w:sz w:val="20"/>
-              </w:rPr>
-              <w:t>classes</w:t>
-            </w:r>
-          </w:p>
-        </w:tc>
-        <w:tc>
-          <w:tcPr>
-            <w:tcW w:type="dxa" w:w="1134"/>
-            <w:shd w:fill="D9E2F3"/>
-          </w:tcPr>
-          <w:p>
-            <w:r/>
-            <w:r>
-              <w:rPr>
-                <w:sz w:val="20"/>
-              </w:rPr>
-              <w:t>multiselect</w:t>
-            </w:r>
-          </w:p>
-        </w:tc>
-        <w:tc>
-          <w:tcPr>
-            <w:tcW w:type="dxa" w:w="1984"/>
-            <w:shd w:fill="D9E2F3"/>
-          </w:tcPr>
-          <w:p>
-            <w:r/>
-            <w:r>
-              <w:rPr>
-                <w:sz w:val="20"/>
-              </w:rPr>
-              <w:t>Style Options</w:t>
-            </w:r>
-          </w:p>
-        </w:tc>
-        <w:tc>
-          <w:tcPr>
-            <w:tcW w:type="dxa" w:w="850"/>
-            <w:shd w:fill="D9E2F3"/>
-          </w:tcPr>
-          <w:p>
-            <w:r/>
-            <w:r>
-              <w:rPr>
-                <w:sz w:val="20"/>
-              </w:rPr>
-              <w:t>No</w:t>
-            </w:r>
-          </w:p>
-        </w:tc>
-        <w:tc>
-          <w:tcPr>
-            <w:tcW w:type="dxa" w:w="1134"/>
-            <w:shd w:fill="D9E2F3"/>
-          </w:tcPr>
-          <w:p>
-            <w:r/>
-            <w:r>
-              <w:rPr>
-                <w:sz w:val="20"/>
-              </w:rPr>
-              <w:t>"" (default)</w:t>
-            </w:r>
-          </w:p>
-        </w:tc>
-        <w:tc>
-          <w:tcPr>
-            <w:tcW w:type="dxa" w:w="1701"/>
-            <w:shd w:fill="D9E2F3"/>
-          </w:tcPr>
-          <w:p>
-            <w:r/>
-            <w:r>
-              <w:rPr>
-                <w:sz w:val="20"/>
-              </w:rPr>
-              <w:t>Authored</w:t>
-            </w:r>
-          </w:p>
-        </w:tc>
-        <w:tc>
-          <w:tcPr>
-            <w:tcW w:type="dxa" w:w="1701"/>
-            <w:shd w:fill="D9E2F3"/>
-          </w:tcPr>
-          <w:p>
-            <w:r/>
-            <w:r>
-              <w:rPr>
-                <w:sz w:val="20"/>
-              </w:rPr>
-              <w:t>CSS class on wrapper</w:t>
-            </w:r>
-          </w:p>
-        </w:tc>
-      </w:tr>
-    </w:tbl>
-    <w:p>
-      <w:pPr>
-        <w:pStyle w:val="Heading3"/>
-      </w:pPr>
-      <w:r>
-        <w:t>2.2 Derived Fields (Not in Block Model)</w:t>
-      </w:r>
-    </w:p>
-    <w:tbl>
-      <w:tblPr>
-        <w:tblStyle w:val="TableGrid"/>
-        <w:tblW w:type="auto" w:w="0"/>
-        <w:jc w:val="left"/>
-        <w:tblLook w:firstColumn="1" w:firstRow="1" w:lastColumn="0" w:lastRow="0" w:noHBand="0" w:noVBand="1" w:val="04A0"/>
-      </w:tblPr>
-      <w:tblGrid>
-        <w:gridCol w:w="2160"/>
-        <w:gridCol w:w="2160"/>
-        <w:gridCol w:w="2160"/>
-        <w:gridCol w:w="2160"/>
-      </w:tblGrid>
-      <w:tr>
-        <w:tc>
-          <w:tcPr>
-            <w:tcW w:type="dxa" w:w="1701"/>
-            <w:shd w:fill="4472C4"/>
-          </w:tcPr>
-          <w:p>
-            <w:r/>
-            <w:r>
-              <w:rPr>
-                <w:b/>
-                <w:color w:val="FFFFFF"/>
-                <w:sz w:val="20"/>
-              </w:rPr>
-              <w:t>Property</w:t>
-            </w:r>
-          </w:p>
-        </w:tc>
-        <w:tc>
-          <w:tcPr>
-            <w:tcW w:type="dxa" w:w="2835"/>
-            <w:shd w:fill="4472C4"/>
-          </w:tcPr>
-          <w:p>
-            <w:r/>
-            <w:r>
-              <w:rPr>
-                <w:b/>
-                <w:color w:val="FFFFFF"/>
-                <w:sz w:val="20"/>
-              </w:rPr>
-              <w:t>Source</w:t>
-            </w:r>
-          </w:p>
-        </w:tc>
-        <w:tc>
-          <w:tcPr>
-            <w:tcW w:type="dxa" w:w="2835"/>
-            <w:shd w:fill="4472C4"/>
-          </w:tcPr>
-          <w:p>
-            <w:r/>
-            <w:r>
-              <w:rPr>
-                <w:b/>
-                <w:color w:val="FFFFFF"/>
-                <w:sz w:val="20"/>
-              </w:rPr>
-              <w:t>Used For</w:t>
-            </w:r>
-          </w:p>
-        </w:tc>
-        <w:tc>
-          <w:tcPr>
-            <w:tcW w:type="dxa" w:w="2835"/>
-            <w:shd w:fill="4472C4"/>
-          </w:tcPr>
-          <w:p>
-            <w:r/>
-            <w:r>
-              <w:rPr>
-                <w:b/>
-                <w:color w:val="FFFFFF"/>
-                <w:sz w:val="20"/>
-              </w:rPr>
-              <w:t>Why Not in Block Model</w:t>
-            </w:r>
-          </w:p>
-        </w:tc>
-      </w:tr>
-      <w:tr>
-        <w:tc>
-          <w:tcPr>
-            <w:tcW w:type="dxa" w:w="1701"/>
-          </w:tcPr>
-          <w:p>
-            <w:r/>
-            <w:r>
-              <w:rPr>
-                <w:sz w:val="20"/>
-              </w:rPr>
-              <w:t>H1 Heading</w:t>
-            </w:r>
-          </w:p>
-        </w:tc>
-        <w:tc>
-          <w:tcPr>
-            <w:tcW w:type="dxa" w:w="2835"/>
-          </w:tcPr>
-          <w:p>
-            <w:r/>
-            <w:r>
-              <w:rPr>
-                <w:sz w:val="20"/>
-              </w:rPr>
-              <w:t>jcr:title from page properties</w:t>
-            </w:r>
-          </w:p>
-        </w:tc>
-        <w:tc>
-          <w:tcPr>
-            <w:tcW w:type="dxa" w:w="2835"/>
-          </w:tcPr>
-          <w:p>
-            <w:r/>
-            <w:r>
-              <w:rPr>
-                <w:sz w:val="20"/>
-              </w:rPr>
-              <w:t>Rendered as &lt;h1&gt; inside hero</w:t>
-            </w:r>
-          </w:p>
-        </w:tc>
-        <w:tc>
-          <w:tcPr>
-            <w:tcW w:type="dxa" w:w="2835"/>
-          </w:tcPr>
-          <w:p>
-            <w:r/>
-            <w:r>
-              <w:rPr>
-                <w:sz w:val="20"/>
-              </w:rPr>
-              <w:t>The H1 heading is pulled automatically from page metadata — authors do not author it within the block</w:t>
-            </w:r>
-          </w:p>
-        </w:tc>
-      </w:tr>
-      <w:tr>
-        <w:tc>
-          <w:tcPr>
-            <w:tcW w:type="dxa" w:w="1701"/>
-            <w:shd w:fill="D9E2F3"/>
-          </w:tcPr>
-          <w:p>
-            <w:r/>
-            <w:r>
-              <w:rPr>
-                <w:sz w:val="20"/>
-              </w:rPr>
-              <w:t>Breadcrumb content</w:t>
-            </w:r>
-          </w:p>
-        </w:tc>
-        <w:tc>
-          <w:tcPr>
-            <w:tcW w:type="dxa" w:w="2835"/>
-            <w:shd w:fill="D9E2F3"/>
-          </w:tcPr>
-          <w:p>
-            <w:r/>
-            <w:r>
-              <w:rPr>
-                <w:sz w:val="20"/>
-              </w:rPr>
-              <w:t>Content hierarchy / site navigation structure</w:t>
-            </w:r>
-          </w:p>
-        </w:tc>
-        <w:tc>
-          <w:tcPr>
-            <w:tcW w:type="dxa" w:w="2835"/>
-            <w:shd w:fill="D9E2F3"/>
-          </w:tcPr>
-          <w:p>
-            <w:r/>
-            <w:r>
-              <w:rPr>
-                <w:sz w:val="20"/>
-              </w:rPr>
-              <w:t>Rendered as breadcrumb trail when overlayBreadcrumb = true</w:t>
-            </w:r>
-          </w:p>
-        </w:tc>
-        <w:tc>
-          <w:tcPr>
-            <w:tcW w:type="dxa" w:w="2835"/>
-            <w:shd w:fill="D9E2F3"/>
-          </w:tcPr>
-          <w:p>
-            <w:r/>
-            <w:r>
-              <w:rPr>
-                <w:sz w:val="20"/>
-              </w:rPr>
-              <w:t>Breadcrumb is structural/navigational. Block only toggles visibility.</w:t>
-            </w:r>
-          </w:p>
-        </w:tc>
-      </w:tr>
-    </w:tbl>
-    <w:p>
-      <w:pPr>
-        <w:pStyle w:val="Heading3"/>
-      </w:pPr>
-      <w:r>
-        <w:t>Governance in component-filters.json</w:t>
-      </w:r>
-    </w:p>
-    <w:p>
-      <w:r>
-        <w:t>The Hero block is included in the section-level filter:</w:t>
-      </w:r>
-    </w:p>
-    <w:p>
-      <w:pPr>
-        <w:ind w:left="567"/>
-      </w:pPr>
-      <w:r>
-        <w:rPr>
-          <w:rFonts w:ascii="Consolas" w:hAnsi="Consolas"/>
-          <w:color w:val="333333"/>
-          <w:sz w:val="18"/>
-        </w:rPr>
-        <w:t>{</w:t>
-        <w:br/>
-        <w:t xml:space="preserve">  "id": "section",</w:t>
-        <w:br/>
-        <w:t xml:space="preserve">  "components": [</w:t>
-        <w:br/>
-        <w:t xml:space="preserve">    "hero", "cards", "accordion",</w:t>
-        <w:br/>
-        <w:t xml:space="preserve">    "tabs", "columns", "..."</w:t>
-        <w:br/>
-        <w:t xml:space="preserve">  ]</w:t>
-        <w:br/>
-        <w:t>}</w:t>
-      </w:r>
-    </w:p>
-    <w:p>
-      <w:r>
-        <w:t>The Hero block itself is not a container — it has no filter entry of its own. Authors cannot drop child blocks inside a Hero.</w:t>
-      </w:r>
-    </w:p>
     <w:sectPr>
       <w:pgSz w:w="12240" w:h="15840"/>
       <w:pgMar w:top="1440" w:right="1800" w:bottom="1440" w:left="1800" w:header="720" w:footer="720" w:gutter="0"/>
